--- a/data/hw/GenePrediction.docx
+++ b/data/hw/GenePrediction.docx
@@ -48,7 +48,14 @@
           <w:rFonts w:ascii="Times New Roman" w:hAnsi="Times New Roman" w:cs="Times New Roman"/>
           <w:b/>
         </w:rPr>
-        <w:t>12</w:t>
+        <w:t>1</w:t>
+      </w:r>
+      <w:r>
+        <w:rPr>
+          <w:rFonts w:ascii="Times New Roman" w:hAnsi="Times New Roman" w:cs="Times New Roman"/>
+          <w:b/>
+        </w:rPr>
+        <w:t>1</w:t>
       </w:r>
       <w:r>
         <w:rPr>
@@ -115,70 +122,6 @@
           <w:rFonts w:ascii="Times New Roman" w:hAnsi="Times New Roman" w:cs="Times New Roman"/>
         </w:rPr>
       </w:pPr>
-    </w:p>
-    <w:p>
-      <w:pPr>
-        <w:rPr>
-          <w:rFonts w:ascii="Times New Roman" w:hAnsi="Times New Roman" w:cs="Times New Roman"/>
-        </w:rPr>
-      </w:pPr>
-      <w:r>
-        <w:rPr>
-          <w:rFonts w:ascii="Times New Roman" w:hAnsi="Times New Roman" w:cs="Times New Roman"/>
-          <w:highlight w:val="yellow"/>
-        </w:rPr>
-        <w:t>Updated on 4/22</w:t>
-      </w:r>
-    </w:p>
-    <w:p>
-      <w:pPr>
-        <w:rPr>
-          <w:rFonts w:ascii="Times New Roman" w:hAnsi="Times New Roman" w:cs="Times New Roman"/>
-        </w:rPr>
-      </w:pPr>
-    </w:p>
-    <w:p>
-      <w:pPr>
-        <w:rPr>
-          <w:rFonts w:ascii="Times New Roman" w:hAnsi="Times New Roman" w:cs="Times New Roman"/>
-        </w:rPr>
-      </w:pPr>
-      <w:r>
-        <w:rPr>
-          <w:rFonts w:ascii="Times New Roman" w:hAnsi="Times New Roman" w:cs="Times New Roman"/>
-        </w:rPr>
-        <w:t>This lab includes concepts related to Gene Prediction</w:t>
-      </w:r>
-      <w:r>
-        <w:rPr>
-          <w:rFonts w:ascii="Times New Roman" w:hAnsi="Times New Roman" w:cs="Times New Roman"/>
-        </w:rPr>
-        <w:t xml:space="preserve">, namely, </w:t>
-      </w:r>
-      <w:r>
-        <w:rPr>
-          <w:rFonts w:ascii="Times New Roman" w:hAnsi="Times New Roman" w:cs="Times New Roman"/>
-        </w:rPr>
-        <w:t xml:space="preserve">sequence </w:t>
-      </w:r>
-      <w:r>
-        <w:rPr>
-          <w:rFonts w:ascii="Times New Roman" w:hAnsi="Times New Roman" w:cs="Times New Roman"/>
-        </w:rPr>
-        <w:t>translation and probability concepts such as Bayes</w:t>
-      </w:r>
-      <w:r>
-        <w:rPr>
-          <w:rFonts w:ascii="Times New Roman" w:hAnsi="Times New Roman" w:cs="Times New Roman"/>
-        </w:rPr>
-        <w:t>’</w:t>
-      </w:r>
-      <w:r>
-        <w:rPr>
-          <w:rFonts w:ascii="Times New Roman" w:hAnsi="Times New Roman" w:cs="Times New Roman"/>
-        </w:rPr>
-        <w:t xml:space="preserve"> Theorem. </w:t>
-      </w:r>
     </w:p>
     <w:p>
       <w:pPr>
@@ -301,14 +244,84 @@
         <w:rPr>
           <w:rFonts w:ascii="Times New Roman" w:hAnsi="Times New Roman" w:cs="Times New Roman"/>
         </w:rPr>
-        <w:t xml:space="preserve">If the above sequence is on the </w:t>
-      </w:r>
+        <w:t xml:space="preserve">Use the </w:t>
+      </w:r>
+      <w:proofErr w:type="spellStart"/>
       <w:r>
         <w:rPr>
           <w:rFonts w:ascii="Times New Roman" w:hAnsi="Times New Roman" w:cs="Times New Roman"/>
           <w:i/>
           <w:iCs/>
         </w:rPr>
+        <w:t>Expasy</w:t>
+      </w:r>
+      <w:proofErr w:type="spellEnd"/>
+      <w:r>
+        <w:rPr>
+          <w:rFonts w:ascii="Times New Roman" w:hAnsi="Times New Roman" w:cs="Times New Roman"/>
+          <w:i/>
+          <w:iCs/>
+        </w:rPr>
+        <w:t xml:space="preserve"> Translate</w:t>
+      </w:r>
+      <w:r>
+        <w:rPr>
+          <w:rFonts w:ascii="Times New Roman" w:hAnsi="Times New Roman" w:cs="Times New Roman"/>
+        </w:rPr>
+        <w:t xml:space="preserve"> tool (</w:t>
+      </w:r>
+      <w:hyperlink r:id="rId5" w:history="1">
+        <w:r>
+          <w:rPr>
+            <w:rStyle w:val="Hyperlink"/>
+            <w:rFonts w:ascii="Times New Roman" w:hAnsi="Times New Roman" w:cs="Times New Roman"/>
+          </w:rPr>
+          <w:t>https://web.expasy.org/translate/</w:t>
+        </w:r>
+      </w:hyperlink>
+      <w:r>
+        <w:rPr>
+          <w:rFonts w:ascii="Times New Roman" w:hAnsi="Times New Roman" w:cs="Times New Roman"/>
+        </w:rPr>
+        <w:t>) to translate the above sequence, setting the Output format to “Includes nucleotide sequence”</w:t>
+      </w:r>
+      <w:r>
+        <w:rPr>
+          <w:rFonts w:ascii="Times New Roman" w:hAnsi="Times New Roman" w:cs="Times New Roman"/>
+        </w:rPr>
+        <w:t>, and complete the questions below.</w:t>
+      </w:r>
+    </w:p>
+    <w:p>
+      <w:pPr>
+        <w:rPr>
+          <w:rFonts w:ascii="Times New Roman" w:hAnsi="Times New Roman" w:cs="Times New Roman"/>
+        </w:rPr>
+      </w:pPr>
+    </w:p>
+    <w:p>
+      <w:pPr>
+        <w:pStyle w:val="ListParagraph"/>
+        <w:numPr>
+          <w:ilvl w:val="1"/>
+          <w:numId w:val="14"/>
+        </w:numPr>
+        <w:rPr>
+          <w:rFonts w:ascii="Times New Roman" w:hAnsi="Times New Roman" w:cs="Times New Roman"/>
+        </w:rPr>
+      </w:pPr>
+      <w:r>
+        <w:rPr>
+          <w:rFonts w:ascii="Times New Roman" w:hAnsi="Times New Roman" w:cs="Times New Roman"/>
+        </w:rPr>
+        <w:t xml:space="preserve">If the above sequence is on the </w:t>
+      </w:r>
+      <w:r>
+        <w:rPr>
+          <w:rFonts w:ascii="Times New Roman" w:hAnsi="Times New Roman" w:cs="Times New Roman"/>
+          <w:i/>
+          <w:iCs/>
+        </w:rPr>
         <w:t xml:space="preserve">sense </w:t>
       </w:r>
       <w:r>
@@ -327,6 +340,26 @@
         <w:rPr>
           <w:rFonts w:ascii="Times New Roman" w:hAnsi="Times New Roman" w:cs="Times New Roman"/>
         </w:rPr>
+        <w:t xml:space="preserve"> with the </w:t>
+      </w:r>
+      <w:proofErr w:type="gramStart"/>
+      <w:r>
+        <w:rPr>
+          <w:rFonts w:ascii="Times New Roman" w:hAnsi="Times New Roman" w:cs="Times New Roman"/>
+        </w:rPr>
+        <w:t>one character</w:t>
+      </w:r>
+      <w:proofErr w:type="gramEnd"/>
+      <w:r>
+        <w:rPr>
+          <w:rFonts w:ascii="Times New Roman" w:hAnsi="Times New Roman" w:cs="Times New Roman"/>
+        </w:rPr>
+        <w:t xml:space="preserve"> amino acid abbreviations</w:t>
+      </w:r>
+      <w:r>
+        <w:rPr>
+          <w:rFonts w:ascii="Times New Roman" w:hAnsi="Times New Roman" w:cs="Times New Roman"/>
+        </w:rPr>
         <w:t xml:space="preserve">. </w:t>
       </w:r>
       <w:r>
@@ -353,7 +386,7 @@
         </w:rPr>
         <w:t xml:space="preserve"> </w:t>
       </w:r>
-      <w:hyperlink r:id="rId5" w:history="1">
+      <w:hyperlink r:id="rId6" w:history="1">
         <w:r>
           <w:rPr>
             <w:rStyle w:val="Hyperlink"/>
@@ -420,6 +453,13 @@
               </w:rPr>
             </w:pPr>
           </w:p>
+          <w:p>
+            <w:pPr>
+              <w:rPr>
+                <w:rFonts w:ascii="Times New Roman" w:hAnsi="Times New Roman" w:cs="Times New Roman"/>
+              </w:rPr>
+            </w:pPr>
+          </w:p>
         </w:tc>
         <w:tc>
           <w:tcPr>
@@ -476,6 +516,13 @@
               </w:rPr>
             </w:pPr>
           </w:p>
+          <w:p>
+            <w:pPr>
+              <w:rPr>
+                <w:rFonts w:ascii="Times New Roman" w:hAnsi="Times New Roman" w:cs="Times New Roman"/>
+              </w:rPr>
+            </w:pPr>
+          </w:p>
         </w:tc>
         <w:tc>
           <w:tcPr>
@@ -532,6 +579,13 @@
               </w:rPr>
             </w:pPr>
           </w:p>
+          <w:p>
+            <w:pPr>
+              <w:rPr>
+                <w:rFonts w:ascii="Times New Roman" w:hAnsi="Times New Roman" w:cs="Times New Roman"/>
+              </w:rPr>
+            </w:pPr>
+          </w:p>
         </w:tc>
         <w:tc>
           <w:tcPr>
@@ -577,7 +631,7 @@
       <w:pPr>
         <w:pStyle w:val="ListParagraph"/>
         <w:numPr>
-          <w:ilvl w:val="0"/>
+          <w:ilvl w:val="1"/>
           <w:numId w:val="14"/>
         </w:numPr>
         <w:rPr>
@@ -622,7 +676,19 @@
         <w:rPr>
           <w:rFonts w:ascii="Times New Roman" w:hAnsi="Times New Roman" w:cs="Times New Roman"/>
         </w:rPr>
-        <w:t>strand, complete the table below to show the three reading frames.</w:t>
+        <w:t>strand, complete the table below to show the three reading frames</w:t>
+      </w:r>
+      <w:r>
+        <w:rPr>
+          <w:rFonts w:ascii="Times New Roman" w:hAnsi="Times New Roman" w:cs="Times New Roman"/>
+        </w:rPr>
+        <w:t xml:space="preserve"> with the one-character amino acid abbreviations</w:t>
+      </w:r>
+      <w:r>
+        <w:rPr>
+          <w:rFonts w:ascii="Times New Roman" w:hAnsi="Times New Roman" w:cs="Times New Roman"/>
+        </w:rPr>
+        <w:t>.</w:t>
       </w:r>
     </w:p>
     <w:p>
@@ -686,6 +752,13 @@
               </w:rPr>
             </w:pPr>
           </w:p>
+          <w:p>
+            <w:pPr>
+              <w:rPr>
+                <w:rFonts w:ascii="Times New Roman" w:hAnsi="Times New Roman" w:cs="Times New Roman"/>
+              </w:rPr>
+            </w:pPr>
+          </w:p>
         </w:tc>
         <w:tc>
           <w:tcPr>
@@ -742,6 +815,13 @@
               </w:rPr>
             </w:pPr>
           </w:p>
+          <w:p>
+            <w:pPr>
+              <w:rPr>
+                <w:rFonts w:ascii="Times New Roman" w:hAnsi="Times New Roman" w:cs="Times New Roman"/>
+              </w:rPr>
+            </w:pPr>
+          </w:p>
         </w:tc>
         <w:tc>
           <w:tcPr>
@@ -798,6 +878,13 @@
               </w:rPr>
             </w:pPr>
           </w:p>
+          <w:p>
+            <w:pPr>
+              <w:rPr>
+                <w:rFonts w:ascii="Times New Roman" w:hAnsi="Times New Roman" w:cs="Times New Roman"/>
+              </w:rPr>
+            </w:pPr>
+          </w:p>
         </w:tc>
         <w:tc>
           <w:tcPr>
@@ -813,6 +900,50 @@
         </w:tc>
       </w:tr>
     </w:tbl>
+    <w:p>
+      <w:pPr>
+        <w:rPr>
+          <w:rFonts w:ascii="Times New Roman" w:hAnsi="Times New Roman" w:cs="Times New Roman"/>
+        </w:rPr>
+      </w:pPr>
+    </w:p>
+    <w:p>
+      <w:pPr>
+        <w:rPr>
+          <w:rFonts w:ascii="Times New Roman" w:hAnsi="Times New Roman" w:cs="Times New Roman"/>
+        </w:rPr>
+      </w:pPr>
+    </w:p>
+    <w:p>
+      <w:pPr>
+        <w:rPr>
+          <w:rFonts w:ascii="Times New Roman" w:hAnsi="Times New Roman" w:cs="Times New Roman"/>
+        </w:rPr>
+      </w:pPr>
+    </w:p>
+    <w:p>
+      <w:pPr>
+        <w:pStyle w:val="ListParagraph"/>
+        <w:ind w:left="360"/>
+        <w:rPr>
+          <w:rFonts w:ascii="Times New Roman" w:hAnsi="Times New Roman" w:cs="Times New Roman"/>
+        </w:rPr>
+      </w:pPr>
+    </w:p>
+    <w:p>
+      <w:pPr>
+        <w:rPr>
+          <w:rFonts w:ascii="Times New Roman" w:hAnsi="Times New Roman" w:cs="Times New Roman"/>
+        </w:rPr>
+      </w:pPr>
+    </w:p>
+    <w:p>
+      <w:pPr>
+        <w:rPr>
+          <w:rFonts w:ascii="Times New Roman" w:hAnsi="Times New Roman" w:cs="Times New Roman"/>
+        </w:rPr>
+      </w:pPr>
+    </w:p>
     <w:p>
       <w:pPr>
         <w:rPr>
@@ -849,164 +980,17 @@
         <w:rPr>
           <w:rFonts w:ascii="Times New Roman" w:hAnsi="Times New Roman" w:cs="Times New Roman"/>
         </w:rPr>
-        <w:t xml:space="preserve">Use the </w:t>
-      </w:r>
+        <w:lastRenderedPageBreak/>
+        <w:t xml:space="preserve">The file </w:t>
+      </w:r>
+      <w:proofErr w:type="spellStart"/>
       <w:r>
         <w:rPr>
           <w:rFonts w:ascii="Times New Roman" w:hAnsi="Times New Roman" w:cs="Times New Roman"/>
           <w:i/>
           <w:iCs/>
         </w:rPr>
-        <w:t>Expasy Translate</w:t>
-      </w:r>
-      <w:r>
-        <w:rPr>
-          <w:rFonts w:ascii="Times New Roman" w:hAnsi="Times New Roman" w:cs="Times New Roman"/>
-        </w:rPr>
-        <w:t xml:space="preserve"> tool (</w:t>
-      </w:r>
-      <w:hyperlink r:id="rId6" w:history="1">
-        <w:r>
-          <w:rPr>
-            <w:rStyle w:val="Hyperlink"/>
-            <w:rFonts w:ascii="Times New Roman" w:hAnsi="Times New Roman" w:cs="Times New Roman"/>
-          </w:rPr>
-          <w:t>https://web.expasy.org/translate/</w:t>
-        </w:r>
-      </w:hyperlink>
-      <w:r>
-        <w:rPr>
-          <w:rFonts w:ascii="Times New Roman" w:hAnsi="Times New Roman" w:cs="Times New Roman"/>
-        </w:rPr>
-        <w:t xml:space="preserve">) to translate the </w:t>
-      </w:r>
-      <w:r>
-        <w:rPr>
-          <w:rFonts w:ascii="Times New Roman" w:hAnsi="Times New Roman" w:cs="Times New Roman"/>
-        </w:rPr>
-        <w:t>above sequence</w:t>
-      </w:r>
-      <w:r>
-        <w:rPr>
-          <w:rFonts w:ascii="Times New Roman" w:hAnsi="Times New Roman" w:cs="Times New Roman"/>
-        </w:rPr>
-        <w:t xml:space="preserve">, setting the Output format to “Includes nucleotide sequence”. </w:t>
-      </w:r>
-      <w:r>
-        <w:rPr>
-          <w:rFonts w:ascii="Times New Roman" w:hAnsi="Times New Roman" w:cs="Times New Roman"/>
-        </w:rPr>
-        <w:t xml:space="preserve">Take a screenshot of your results showing all 6 reading frames and </w:t>
-      </w:r>
-      <w:r>
-        <w:rPr>
-          <w:rFonts w:ascii="Times New Roman" w:hAnsi="Times New Roman" w:cs="Times New Roman"/>
-        </w:rPr>
-        <w:t xml:space="preserve">the corresponding amino acids, and paste the screenshot here. </w:t>
-      </w:r>
-      <w:r>
-        <w:rPr>
-          <w:rFonts w:ascii="Times New Roman" w:hAnsi="Times New Roman" w:cs="Times New Roman"/>
-        </w:rPr>
-        <w:t xml:space="preserve">Note that the 6 reading frames should </w:t>
-      </w:r>
-      <w:r>
-        <w:rPr>
-          <w:rFonts w:ascii="Times New Roman" w:hAnsi="Times New Roman" w:cs="Times New Roman"/>
-        </w:rPr>
-        <w:t>correspond to your results from questions (1) and (2).</w:t>
-      </w:r>
-    </w:p>
-    <w:p>
-      <w:pPr>
-        <w:pStyle w:val="ListParagraph"/>
-        <w:ind w:left="360"/>
-        <w:rPr>
-          <w:rFonts w:ascii="Times New Roman" w:hAnsi="Times New Roman" w:cs="Times New Roman"/>
-        </w:rPr>
-      </w:pPr>
-    </w:p>
-    <w:p>
-      <w:pPr>
-        <w:rPr>
-          <w:rFonts w:ascii="Times New Roman" w:hAnsi="Times New Roman" w:cs="Times New Roman"/>
-        </w:rPr>
-      </w:pPr>
-    </w:p>
-    <w:p>
-      <w:pPr>
-        <w:rPr>
-          <w:rFonts w:ascii="Times New Roman" w:hAnsi="Times New Roman" w:cs="Times New Roman"/>
-        </w:rPr>
-      </w:pPr>
-    </w:p>
-    <w:p>
-      <w:pPr>
-        <w:rPr>
-          <w:rFonts w:ascii="Times New Roman" w:hAnsi="Times New Roman" w:cs="Times New Roman"/>
-        </w:rPr>
-      </w:pPr>
-    </w:p>
-    <w:p>
-      <w:pPr>
-        <w:rPr>
-          <w:rFonts w:ascii="Times New Roman" w:hAnsi="Times New Roman" w:cs="Times New Roman"/>
-        </w:rPr>
-      </w:pPr>
-    </w:p>
-    <w:p>
-      <w:pPr>
-        <w:rPr>
-          <w:rFonts w:ascii="Times New Roman" w:hAnsi="Times New Roman" w:cs="Times New Roman"/>
-        </w:rPr>
-      </w:pPr>
-    </w:p>
-    <w:p>
-      <w:pPr>
-        <w:rPr>
-          <w:rFonts w:ascii="Times New Roman" w:hAnsi="Times New Roman" w:cs="Times New Roman"/>
-        </w:rPr>
-      </w:pPr>
-    </w:p>
-    <w:p>
-      <w:pPr>
-        <w:rPr>
-          <w:rFonts w:ascii="Times New Roman" w:hAnsi="Times New Roman" w:cs="Times New Roman"/>
-        </w:rPr>
-      </w:pPr>
-    </w:p>
-    <w:p>
-      <w:pPr>
-        <w:rPr>
-          <w:rFonts w:ascii="Times New Roman" w:hAnsi="Times New Roman" w:cs="Times New Roman"/>
-        </w:rPr>
-      </w:pPr>
-    </w:p>
-    <w:p>
-      <w:pPr>
-        <w:pStyle w:val="ListParagraph"/>
-        <w:ind w:left="360"/>
-        <w:rPr>
-          <w:rFonts w:ascii="Times New Roman" w:hAnsi="Times New Roman" w:cs="Times New Roman"/>
-        </w:rPr>
-      </w:pPr>
-    </w:p>
-    <w:p>
-      <w:pPr>
-        <w:pStyle w:val="ListParagraph"/>
-        <w:numPr>
-          <w:ilvl w:val="0"/>
-          <w:numId w:val="14"/>
-        </w:numPr>
-        <w:rPr>
-          <w:rFonts w:ascii="Times New Roman" w:hAnsi="Times New Roman" w:cs="Times New Roman"/>
-        </w:rPr>
-      </w:pPr>
-      <w:r>
-        <w:rPr>
-          <w:rFonts w:ascii="Times New Roman" w:hAnsi="Times New Roman" w:cs="Times New Roman"/>
-        </w:rPr>
-        <w:t xml:space="preserve">The file </w:t>
+        <w:t>sequences.</w:t>
       </w:r>
       <w:r>
         <w:rPr>
@@ -1014,41 +998,44 @@
           <w:i/>
           <w:iCs/>
         </w:rPr>
-        <w:t>sequences.</w:t>
-      </w:r>
+        <w:t>fasta</w:t>
+      </w:r>
+      <w:proofErr w:type="spellEnd"/>
+      <w:r>
+        <w:rPr>
+          <w:rFonts w:ascii="Times New Roman" w:hAnsi="Times New Roman" w:cs="Times New Roman"/>
+        </w:rPr>
+        <w:t xml:space="preserve"> contain</w:t>
+      </w:r>
+      <w:r>
+        <w:rPr>
+          <w:rFonts w:ascii="Times New Roman" w:hAnsi="Times New Roman" w:cs="Times New Roman"/>
+        </w:rPr>
+        <w:t>s</w:t>
+      </w:r>
+      <w:r>
+        <w:rPr>
+          <w:rFonts w:ascii="Times New Roman" w:hAnsi="Times New Roman" w:cs="Times New Roman"/>
+        </w:rPr>
+        <w:t xml:space="preserve"> 3 DNA sequences in FASTA format. Use the </w:t>
+      </w:r>
+      <w:proofErr w:type="spellStart"/>
       <w:r>
         <w:rPr>
           <w:rFonts w:ascii="Times New Roman" w:hAnsi="Times New Roman" w:cs="Times New Roman"/>
           <w:i/>
           <w:iCs/>
         </w:rPr>
-        <w:t>fasta</w:t>
-      </w:r>
-      <w:r>
-        <w:rPr>
-          <w:rFonts w:ascii="Times New Roman" w:hAnsi="Times New Roman" w:cs="Times New Roman"/>
-        </w:rPr>
-        <w:t xml:space="preserve"> contain</w:t>
-      </w:r>
-      <w:r>
-        <w:rPr>
-          <w:rFonts w:ascii="Times New Roman" w:hAnsi="Times New Roman" w:cs="Times New Roman"/>
-        </w:rPr>
-        <w:t>s</w:t>
-      </w:r>
-      <w:r>
-        <w:rPr>
-          <w:rFonts w:ascii="Times New Roman" w:hAnsi="Times New Roman" w:cs="Times New Roman"/>
-        </w:rPr>
-        <w:t xml:space="preserve"> 3 DNA sequences in FASTA format. Use the </w:t>
-      </w:r>
+        <w:t>Expasy</w:t>
+      </w:r>
+      <w:proofErr w:type="spellEnd"/>
       <w:r>
         <w:rPr>
           <w:rFonts w:ascii="Times New Roman" w:hAnsi="Times New Roman" w:cs="Times New Roman"/>
           <w:i/>
           <w:iCs/>
         </w:rPr>
-        <w:t>Expasy Translate Tool</w:t>
+        <w:t xml:space="preserve"> Translate Tool</w:t>
       </w:r>
       <w:r>
         <w:rPr>
@@ -1080,6 +1067,12 @@
         <w:rPr>
           <w:rFonts w:ascii="Times New Roman" w:hAnsi="Times New Roman" w:cs="Times New Roman"/>
         </w:rPr>
+        <w:t xml:space="preserve"> to list all open reading frames that are found</w:t>
+      </w:r>
+      <w:r>
+        <w:rPr>
+          <w:rFonts w:ascii="Times New Roman" w:hAnsi="Times New Roman" w:cs="Times New Roman"/>
+        </w:rPr>
         <w:t>.</w:t>
       </w:r>
     </w:p>
@@ -1185,7 +1178,31 @@
         <w:rPr>
           <w:rFonts w:ascii="Times New Roman" w:hAnsi="Times New Roman" w:cs="Times New Roman"/>
         </w:rPr>
-        <w:t xml:space="preserve">An ORF specified as a polypeptide will therefore begin with a Methionine (an M) and extend to the first stop codon, or to the end of the sequence if no stop codon is present. </w:t>
+        <w:t>A</w:t>
+      </w:r>
+      <w:r>
+        <w:rPr>
+          <w:rFonts w:ascii="Times New Roman" w:hAnsi="Times New Roman" w:cs="Times New Roman"/>
+        </w:rPr>
+        <w:t xml:space="preserve"> translated</w:t>
+      </w:r>
+      <w:r>
+        <w:rPr>
+          <w:rFonts w:ascii="Times New Roman" w:hAnsi="Times New Roman" w:cs="Times New Roman"/>
+        </w:rPr>
+        <w:t xml:space="preserve"> ORF </w:t>
+      </w:r>
+      <w:r>
+        <w:rPr>
+          <w:rFonts w:ascii="Times New Roman" w:hAnsi="Times New Roman" w:cs="Times New Roman"/>
+        </w:rPr>
+        <w:t xml:space="preserve">will </w:t>
+      </w:r>
+      <w:r>
+        <w:rPr>
+          <w:rFonts w:ascii="Times New Roman" w:hAnsi="Times New Roman" w:cs="Times New Roman"/>
+        </w:rPr>
+        <w:t xml:space="preserve">therefore begin with a Methionine (an M) and extend to the first stop codon, or to the end of the sequence if no stop codon is present. </w:t>
       </w:r>
       <w:r>
         <w:rPr>
@@ -1278,7 +1295,21 @@
         <w:rPr>
           <w:rFonts w:ascii="Times New Roman" w:hAnsi="Times New Roman" w:cs="Times New Roman"/>
         </w:rPr>
-        <w:t xml:space="preserve"> is given by Expasy and will be 5</w:t>
+        <w:t xml:space="preserve"> is given by </w:t>
+      </w:r>
+      <w:proofErr w:type="spellStart"/>
+      <w:r>
+        <w:rPr>
+          <w:rFonts w:ascii="Times New Roman" w:hAnsi="Times New Roman" w:cs="Times New Roman"/>
+        </w:rPr>
+        <w:t>Expasy</w:t>
+      </w:r>
+      <w:proofErr w:type="spellEnd"/>
+      <w:r>
+        <w:rPr>
+          <w:rFonts w:ascii="Times New Roman" w:hAnsi="Times New Roman" w:cs="Times New Roman"/>
+        </w:rPr>
+        <w:t xml:space="preserve"> and will be 5</w:t>
       </w:r>
       <w:r>
         <w:rPr>
@@ -2245,13 +2276,6 @@
     </w:p>
     <w:p>
       <w:pPr>
-        <w:rPr>
-          <w:rFonts w:ascii="Times New Roman" w:hAnsi="Times New Roman" w:cs="Times New Roman"/>
-        </w:rPr>
-      </w:pPr>
-    </w:p>
-    <w:p>
-      <w:pPr>
         <w:pStyle w:val="ListParagraph"/>
         <w:numPr>
           <w:ilvl w:val="0"/>
@@ -2271,13 +2295,25 @@
         <w:rPr>
           <w:rFonts w:ascii="Times New Roman" w:hAnsi="Times New Roman" w:cs="Times New Roman"/>
         </w:rPr>
-        <w:t>above</w:t>
-      </w:r>
-      <w:r>
-        <w:rPr>
-          <w:rFonts w:ascii="Times New Roman" w:hAnsi="Times New Roman" w:cs="Times New Roman"/>
-        </w:rPr>
-        <w:t xml:space="preserve"> (4), </w:t>
+        <w:t xml:space="preserve">to </w:t>
+      </w:r>
+      <w:r>
+        <w:rPr>
+          <w:rFonts w:ascii="Times New Roman" w:hAnsi="Times New Roman" w:cs="Times New Roman"/>
+        </w:rPr>
+        <w:t>(</w:t>
+      </w:r>
+      <w:r>
+        <w:rPr>
+          <w:rFonts w:ascii="Times New Roman" w:hAnsi="Times New Roman" w:cs="Times New Roman"/>
+        </w:rPr>
+        <w:t>2</w:t>
+      </w:r>
+      <w:r>
+        <w:rPr>
+          <w:rFonts w:ascii="Times New Roman" w:hAnsi="Times New Roman" w:cs="Times New Roman"/>
+        </w:rPr>
+        <w:t xml:space="preserve">), </w:t>
       </w:r>
       <w:r>
         <w:rPr>
@@ -2442,8 +2478,8 @@
       </w:tblPr>
       <w:tblGrid>
         <w:gridCol w:w="1818"/>
-        <w:gridCol w:w="3150"/>
-        <w:gridCol w:w="1710"/>
+        <w:gridCol w:w="2160"/>
+        <w:gridCol w:w="2700"/>
         <w:gridCol w:w="2790"/>
       </w:tblGrid>
       <w:tr>
@@ -2469,7 +2505,7 @@
         </w:tc>
         <w:tc>
           <w:tcPr>
-            <w:tcW w:w="3150" w:type="dxa"/>
+            <w:tcW w:w="2160" w:type="dxa"/>
             <w:vAlign w:val="bottom"/>
           </w:tcPr>
           <w:p>
@@ -2489,7 +2525,7 @@
         </w:tc>
         <w:tc>
           <w:tcPr>
-            <w:tcW w:w="1710" w:type="dxa"/>
+            <w:tcW w:w="2700" w:type="dxa"/>
             <w:vAlign w:val="bottom"/>
           </w:tcPr>
           <w:p>
@@ -2543,19 +2579,19 @@
         </w:tc>
         <w:tc>
           <w:tcPr>
-            <w:tcW w:w="3150" w:type="dxa"/>
-          </w:tcPr>
-          <w:p>
-            <w:pPr>
-              <w:rPr>
-                <w:rFonts w:ascii="Times New Roman" w:hAnsi="Times New Roman" w:cs="Times New Roman"/>
-              </w:rPr>
-            </w:pPr>
-          </w:p>
-        </w:tc>
-        <w:tc>
-          <w:tcPr>
-            <w:tcW w:w="1710" w:type="dxa"/>
+            <w:tcW w:w="2160" w:type="dxa"/>
+          </w:tcPr>
+          <w:p>
+            <w:pPr>
+              <w:rPr>
+                <w:rFonts w:ascii="Times New Roman" w:hAnsi="Times New Roman" w:cs="Times New Roman"/>
+              </w:rPr>
+            </w:pPr>
+          </w:p>
+        </w:tc>
+        <w:tc>
+          <w:tcPr>
+            <w:tcW w:w="2700" w:type="dxa"/>
           </w:tcPr>
           <w:p>
             <w:pPr>
@@ -2593,19 +2629,19 @@
         </w:tc>
         <w:tc>
           <w:tcPr>
-            <w:tcW w:w="3150" w:type="dxa"/>
-          </w:tcPr>
-          <w:p>
-            <w:pPr>
-              <w:rPr>
-                <w:rFonts w:ascii="Times New Roman" w:hAnsi="Times New Roman" w:cs="Times New Roman"/>
-              </w:rPr>
-            </w:pPr>
-          </w:p>
-        </w:tc>
-        <w:tc>
-          <w:tcPr>
-            <w:tcW w:w="1710" w:type="dxa"/>
+            <w:tcW w:w="2160" w:type="dxa"/>
+          </w:tcPr>
+          <w:p>
+            <w:pPr>
+              <w:rPr>
+                <w:rFonts w:ascii="Times New Roman" w:hAnsi="Times New Roman" w:cs="Times New Roman"/>
+              </w:rPr>
+            </w:pPr>
+          </w:p>
+        </w:tc>
+        <w:tc>
+          <w:tcPr>
+            <w:tcW w:w="2700" w:type="dxa"/>
           </w:tcPr>
           <w:p>
             <w:pPr>
@@ -2643,19 +2679,19 @@
         </w:tc>
         <w:tc>
           <w:tcPr>
-            <w:tcW w:w="3150" w:type="dxa"/>
-          </w:tcPr>
-          <w:p>
-            <w:pPr>
-              <w:rPr>
-                <w:rFonts w:ascii="Times New Roman" w:hAnsi="Times New Roman" w:cs="Times New Roman"/>
-              </w:rPr>
-            </w:pPr>
-          </w:p>
-        </w:tc>
-        <w:tc>
-          <w:tcPr>
-            <w:tcW w:w="1710" w:type="dxa"/>
+            <w:tcW w:w="2160" w:type="dxa"/>
+          </w:tcPr>
+          <w:p>
+            <w:pPr>
+              <w:rPr>
+                <w:rFonts w:ascii="Times New Roman" w:hAnsi="Times New Roman" w:cs="Times New Roman"/>
+              </w:rPr>
+            </w:pPr>
+          </w:p>
+        </w:tc>
+        <w:tc>
+          <w:tcPr>
+            <w:tcW w:w="2700" w:type="dxa"/>
           </w:tcPr>
           <w:p>
             <w:pPr>
@@ -2686,12 +2722,19 @@
           <w:u w:val="single"/>
         </w:rPr>
       </w:pPr>
-      <w:r>
+    </w:p>
+    <w:p>
+      <w:pPr>
         <w:rPr>
           <w:rFonts w:ascii="Times New Roman" w:hAnsi="Times New Roman" w:cs="Times New Roman"/>
           <w:u w:val="single"/>
         </w:rPr>
-        <w:lastRenderedPageBreak/>
+      </w:pPr>
+      <w:r>
+        <w:rPr>
+          <w:rFonts w:ascii="Times New Roman" w:hAnsi="Times New Roman" w:cs="Times New Roman"/>
+          <w:u w:val="single"/>
+        </w:rPr>
         <w:t>Probability Questions</w:t>
       </w:r>
     </w:p>
@@ -3550,24 +3593,6 @@
     <w:p>
       <w:pPr>
         <w:pStyle w:val="ListParagraph"/>
-        <w:numPr>
-          <w:ilvl w:val="0"/>
-          <w:numId w:val="17"/>
-        </w:numPr>
-        <w:rPr>
-          <w:rFonts w:ascii="Times New Roman" w:hAnsi="Times New Roman" w:cs="Times New Roman"/>
-        </w:rPr>
-      </w:pPr>
-      <w:r>
-        <w:rPr>
-          <w:rFonts w:ascii="Times New Roman" w:hAnsi="Times New Roman" w:cs="Times New Roman"/>
-        </w:rPr>
-        <w:t>If a student is selected at random, what is the probability that they are a female?</w:t>
-      </w:r>
-    </w:p>
-    <w:p>
-      <w:pPr>
-        <w:pStyle w:val="ListParagraph"/>
         <w:ind w:left="360"/>
         <w:rPr>
           <w:rFonts w:ascii="Times New Roman" w:hAnsi="Times New Roman" w:cs="Times New Roman"/>
@@ -3598,6 +3623,60 @@
         <w:rPr>
           <w:rFonts w:ascii="Times New Roman" w:hAnsi="Times New Roman" w:cs="Times New Roman"/>
         </w:rPr>
+        <w:t>If a student is selected at random, what is the probability that they are a female?</w:t>
+      </w:r>
+    </w:p>
+    <w:p>
+      <w:pPr>
+        <w:pStyle w:val="ListParagraph"/>
+        <w:ind w:left="360"/>
+        <w:rPr>
+          <w:rFonts w:ascii="Times New Roman" w:hAnsi="Times New Roman" w:cs="Times New Roman"/>
+        </w:rPr>
+      </w:pPr>
+    </w:p>
+    <w:p>
+      <w:pPr>
+        <w:pStyle w:val="ListParagraph"/>
+        <w:ind w:left="360"/>
+        <w:rPr>
+          <w:rFonts w:ascii="Times New Roman" w:hAnsi="Times New Roman" w:cs="Times New Roman"/>
+        </w:rPr>
+      </w:pPr>
+    </w:p>
+    <w:p>
+      <w:pPr>
+        <w:pStyle w:val="ListParagraph"/>
+        <w:ind w:left="360"/>
+        <w:rPr>
+          <w:rFonts w:ascii="Times New Roman" w:hAnsi="Times New Roman" w:cs="Times New Roman"/>
+        </w:rPr>
+      </w:pPr>
+    </w:p>
+    <w:p>
+      <w:pPr>
+        <w:pStyle w:val="ListParagraph"/>
+        <w:ind w:left="360"/>
+        <w:rPr>
+          <w:rFonts w:ascii="Times New Roman" w:hAnsi="Times New Roman" w:cs="Times New Roman"/>
+        </w:rPr>
+      </w:pPr>
+    </w:p>
+    <w:p>
+      <w:pPr>
+        <w:pStyle w:val="ListParagraph"/>
+        <w:numPr>
+          <w:ilvl w:val="0"/>
+          <w:numId w:val="17"/>
+        </w:numPr>
+        <w:rPr>
+          <w:rFonts w:ascii="Times New Roman" w:hAnsi="Times New Roman" w:cs="Times New Roman"/>
+        </w:rPr>
+      </w:pPr>
+      <w:r>
+        <w:rPr>
+          <w:rFonts w:ascii="Times New Roman" w:hAnsi="Times New Roman" w:cs="Times New Roman"/>
+        </w:rPr>
         <w:t xml:space="preserve">The probability that a randomly selected student is a </w:t>
       </w:r>
       <w:r>
@@ -3650,8 +3729,29 @@
         <w:rPr>
           <w:rFonts w:ascii="Times New Roman" w:hAnsi="Times New Roman" w:cs="Times New Roman"/>
         </w:rPr>
-        <w:t>Calculate this probability using the formula below:</w:t>
-      </w:r>
+        <w:t>Calculate this probability using the formula below</w:t>
+      </w:r>
+      <w:r>
+        <w:rPr>
+          <w:rFonts w:ascii="Times New Roman" w:hAnsi="Times New Roman" w:cs="Times New Roman"/>
+        </w:rPr>
+        <w:t>, and show your calculation</w:t>
+      </w:r>
+      <w:r>
+        <w:rPr>
+          <w:rFonts w:ascii="Times New Roman" w:hAnsi="Times New Roman" w:cs="Times New Roman"/>
+        </w:rPr>
+        <w:t>:</w:t>
+      </w:r>
+    </w:p>
+    <w:p>
+      <w:pPr>
+        <w:pStyle w:val="ListParagraph"/>
+        <w:ind w:left="360"/>
+        <w:rPr>
+          <w:rFonts w:ascii="Times New Roman" w:hAnsi="Times New Roman" w:cs="Times New Roman"/>
+        </w:rPr>
+      </w:pPr>
     </w:p>
     <w:p>
       <w:pPr>
@@ -3782,6 +3882,14 @@
     </w:p>
     <w:p>
       <w:pPr>
+        <w:ind w:left="360"/>
+        <w:rPr>
+          <w:rFonts w:ascii="Times New Roman" w:hAnsi="Times New Roman" w:cs="Times New Roman"/>
+        </w:rPr>
+      </w:pPr>
+    </w:p>
+    <w:p>
+      <w:pPr>
         <w:pStyle w:val="ListParagraph"/>
         <w:numPr>
           <w:ilvl w:val="0"/>
@@ -3815,30 +3923,18 @@
         <w:rPr>
           <w:rFonts w:ascii="Times New Roman" w:hAnsi="Times New Roman" w:cs="Times New Roman"/>
         </w:rPr>
+        <w:t xml:space="preserve"> 2 / 15</w:t>
+      </w:r>
+      <w:r>
+        <w:rPr>
+          <w:rFonts w:ascii="Times New Roman" w:hAnsi="Times New Roman" w:cs="Times New Roman"/>
+        </w:rPr>
         <w:t xml:space="preserve"> </w:t>
       </w:r>
-      <w:r>
-        <w:rPr>
-          <w:rFonts w:ascii="Times New Roman" w:hAnsi="Times New Roman" w:cs="Times New Roman"/>
-          <w:highlight w:val="yellow"/>
-        </w:rPr>
-        <w:t>3</w:t>
-      </w:r>
-      <w:r>
-        <w:rPr>
-          <w:rFonts w:ascii="Times New Roman" w:hAnsi="Times New Roman" w:cs="Times New Roman"/>
-        </w:rPr>
-        <w:t xml:space="preserve"> / 15</w:t>
-      </w:r>
-      <w:r>
-        <w:rPr>
-          <w:rFonts w:ascii="Times New Roman" w:hAnsi="Times New Roman" w:cs="Times New Roman"/>
-        </w:rPr>
-        <w:t xml:space="preserve">   </w:t>
-      </w:r>
-    </w:p>
-    <w:p>
-      <w:pPr>
+    </w:p>
+    <w:p>
+      <w:pPr>
+        <w:pStyle w:val="ListParagraph"/>
         <w:ind w:left="360"/>
         <w:rPr>
           <w:rFonts w:ascii="Times New Roman" w:hAnsi="Times New Roman" w:cs="Times New Roman"/>
@@ -3936,9 +4032,80 @@
     <w:p>
       <w:pPr>
         <w:pStyle w:val="ListParagraph"/>
+        <w:ind w:left="360"/>
+        <w:rPr>
+          <w:rFonts w:ascii="Times New Roman" w:hAnsi="Times New Roman" w:cs="Times New Roman"/>
+        </w:rPr>
+      </w:pPr>
+    </w:p>
+    <w:p>
+      <w:pPr>
+        <w:pStyle w:val="ListParagraph"/>
+        <w:ind w:left="360"/>
+        <w:rPr>
+          <w:rFonts w:ascii="Times New Roman" w:hAnsi="Times New Roman" w:cs="Times New Roman"/>
+        </w:rPr>
+      </w:pPr>
+    </w:p>
+    <w:p>
+      <w:pPr>
+        <w:pStyle w:val="ListParagraph"/>
+        <w:ind w:left="360"/>
+        <w:rPr>
+          <w:rFonts w:ascii="Times New Roman" w:hAnsi="Times New Roman" w:cs="Times New Roman"/>
+        </w:rPr>
+      </w:pPr>
+    </w:p>
+    <w:p>
+      <w:pPr>
+        <w:rPr>
+          <w:rFonts w:ascii="Times New Roman" w:hAnsi="Times New Roman" w:cs="Times New Roman"/>
+          <w:u w:val="single"/>
+        </w:rPr>
+      </w:pPr>
+    </w:p>
+    <w:p>
+      <w:pPr>
+        <w:rPr>
+          <w:rFonts w:ascii="Times New Roman" w:hAnsi="Times New Roman" w:cs="Times New Roman"/>
+          <w:u w:val="single"/>
+        </w:rPr>
+      </w:pPr>
+      <w:r>
+        <w:rPr>
+          <w:rFonts w:ascii="Times New Roman" w:hAnsi="Times New Roman" w:cs="Times New Roman"/>
+          <w:u w:val="single"/>
+        </w:rPr>
+        <w:t>Hid</w:t>
+      </w:r>
+      <w:r>
+        <w:rPr>
+          <w:rFonts w:ascii="Times New Roman" w:hAnsi="Times New Roman" w:cs="Times New Roman"/>
+          <w:u w:val="single"/>
+        </w:rPr>
+        <w:t>d</w:t>
+      </w:r>
+      <w:r>
+        <w:rPr>
+          <w:rFonts w:ascii="Times New Roman" w:hAnsi="Times New Roman" w:cs="Times New Roman"/>
+          <w:u w:val="single"/>
+        </w:rPr>
+        <w:t>en Markov Model questions</w:t>
+      </w:r>
+    </w:p>
+    <w:p>
+      <w:pPr>
+        <w:rPr>
+          <w:rFonts w:ascii="Times New Roman" w:hAnsi="Times New Roman" w:cs="Times New Roman"/>
+        </w:rPr>
+      </w:pPr>
+    </w:p>
+    <w:p>
+      <w:pPr>
+        <w:pStyle w:val="ListParagraph"/>
         <w:numPr>
           <w:ilvl w:val="0"/>
-          <w:numId w:val="17"/>
+          <w:numId w:val="18"/>
         </w:numPr>
         <w:rPr>
           <w:rFonts w:ascii="Times New Roman" w:hAnsi="Times New Roman" w:cs="Times New Roman"/>
@@ -3948,629 +4115,38 @@
         <w:rPr>
           <w:rFonts w:ascii="Times New Roman" w:hAnsi="Times New Roman" w:cs="Times New Roman"/>
         </w:rPr>
-        <w:t xml:space="preserve">Approximately 12% of females will develop invasive breast cancer in their lifetime (and 88% of females will not). </w:t>
-      </w:r>
-      <w:r>
-        <w:rPr>
-          <w:rFonts w:ascii="Times New Roman" w:hAnsi="Times New Roman" w:cs="Times New Roman"/>
-        </w:rPr>
-        <w:t>For females that have invasive breast cancer, a mammogram</w:t>
-      </w:r>
-      <w:r>
-        <w:rPr>
-          <w:rFonts w:ascii="Times New Roman" w:hAnsi="Times New Roman" w:cs="Times New Roman"/>
-        </w:rPr>
-        <w:t xml:space="preserve"> will detect the cancer (be positive) about 40% of the time. However, a female that does not have breast cancer will have a positive mammogram about 6% of the time.</w:t>
-      </w:r>
-    </w:p>
-    <w:p>
-      <w:pPr>
-        <w:rPr>
-          <w:rFonts w:ascii="Times New Roman" w:hAnsi="Times New Roman" w:cs="Times New Roman"/>
-        </w:rPr>
-      </w:pPr>
-    </w:p>
-    <w:p>
-      <w:pPr>
-        <w:ind w:left="360"/>
-        <w:rPr>
-          <w:rFonts w:ascii="Times New Roman" w:hAnsi="Times New Roman" w:cs="Times New Roman"/>
-        </w:rPr>
-      </w:pPr>
-      <w:r>
-        <w:rPr>
-          <w:rFonts w:ascii="Times New Roman" w:hAnsi="Times New Roman" w:cs="Times New Roman"/>
-        </w:rPr>
-        <w:t xml:space="preserve">We know that </w:t>
-      </w:r>
-      <m:oMath>
-        <m:r>
-          <w:rPr>
-            <w:rFonts w:ascii="Cambria Math" w:hAnsi="Cambria Math" w:cs="Times New Roman"/>
-          </w:rPr>
-          <m:t>P</m:t>
-        </m:r>
-        <m:d>
-          <m:dPr>
-            <m:ctrlPr>
-              <w:rPr>
-                <w:rFonts w:ascii="Cambria Math" w:hAnsi="Cambria Math" w:cs="Times New Roman"/>
-                <w:i/>
-              </w:rPr>
-            </m:ctrlPr>
-          </m:dPr>
-          <m:e>
-            <m:r>
-              <w:rPr>
-                <w:rFonts w:ascii="Cambria Math" w:hAnsi="Cambria Math" w:cs="Times New Roman"/>
-              </w:rPr>
-              <m:t>A</m:t>
-            </m:r>
-          </m:e>
-          <m:e>
-            <m:r>
-              <w:rPr>
-                <w:rFonts w:ascii="Cambria Math" w:hAnsi="Cambria Math" w:cs="Times New Roman"/>
-              </w:rPr>
-              <m:t>B</m:t>
-            </m:r>
-          </m:e>
-        </m:d>
-        <m:r>
-          <w:rPr>
-            <w:rFonts w:ascii="Cambria Math" w:hAnsi="Cambria Math" w:cs="Times New Roman"/>
-          </w:rPr>
-          <m:t xml:space="preserve"> ∝P(B|A)×P(A)</m:t>
-        </m:r>
-      </m:oMath>
-      <w:r>
-        <w:rPr>
-          <w:rFonts w:ascii="Times New Roman" w:hAnsi="Times New Roman" w:cs="Times New Roman"/>
-        </w:rPr>
-        <w:t>.</w:t>
-      </w:r>
-    </w:p>
-    <w:p>
-      <w:pPr>
-        <w:ind w:left="360"/>
-        <w:rPr>
-          <w:rFonts w:ascii="Times New Roman" w:hAnsi="Times New Roman" w:cs="Times New Roman"/>
-        </w:rPr>
-      </w:pPr>
-    </w:p>
-    <w:p>
-      <w:pPr>
-        <w:ind w:left="360"/>
-        <w:rPr>
-          <w:rFonts w:ascii="Times New Roman" w:hAnsi="Times New Roman" w:cs="Times New Roman"/>
-        </w:rPr>
-      </w:pPr>
-      <w:r>
-        <w:rPr>
-          <w:rFonts w:ascii="Times New Roman" w:hAnsi="Times New Roman" w:cs="Times New Roman"/>
-        </w:rPr>
-        <w:t xml:space="preserve">Let </w:t>
-      </w:r>
-      <w:r>
-        <w:rPr>
-          <w:rFonts w:ascii="Times New Roman" w:hAnsi="Times New Roman" w:cs="Times New Roman"/>
-          <w:i/>
-          <w:iCs/>
-        </w:rPr>
-        <w:t>Br</w:t>
-      </w:r>
-      <w:r>
-        <w:rPr>
-          <w:rFonts w:ascii="Times New Roman" w:hAnsi="Times New Roman" w:cs="Times New Roman"/>
-        </w:rPr>
-        <w:t xml:space="preserve"> = Breast Cancer, </w:t>
-      </w:r>
-      <w:r>
-        <w:rPr>
-          <w:rFonts w:ascii="Times New Roman" w:hAnsi="Times New Roman" w:cs="Times New Roman"/>
-          <w:i/>
-          <w:iCs/>
-        </w:rPr>
-        <w:t>N</w:t>
-      </w:r>
-      <w:r>
-        <w:rPr>
-          <w:rFonts w:ascii="Times New Roman" w:hAnsi="Times New Roman" w:cs="Times New Roman"/>
-        </w:rPr>
-        <w:t xml:space="preserve"> = No breast cancer, and use </w:t>
-      </w:r>
-      <w:r>
-        <w:rPr>
-          <w:rFonts w:ascii="Times New Roman" w:hAnsi="Times New Roman" w:cs="Times New Roman"/>
-          <w:i/>
-          <w:iCs/>
-        </w:rPr>
-        <w:t>+</w:t>
-      </w:r>
-      <w:r>
-        <w:rPr>
-          <w:rFonts w:ascii="Times New Roman" w:hAnsi="Times New Roman" w:cs="Times New Roman"/>
-        </w:rPr>
-        <w:t xml:space="preserve"> for a positive test.</w:t>
-      </w:r>
-    </w:p>
-    <w:p>
-      <w:pPr>
-        <w:ind w:left="360"/>
-        <w:rPr>
-          <w:rFonts w:ascii="Times New Roman" w:hAnsi="Times New Roman" w:cs="Times New Roman"/>
-        </w:rPr>
-      </w:pPr>
-    </w:p>
-    <w:p>
-      <w:pPr>
-        <w:ind w:left="360"/>
-        <w:rPr>
-          <w:rFonts w:ascii="Times New Roman" w:hAnsi="Times New Roman" w:cs="Times New Roman"/>
-        </w:rPr>
-      </w:pPr>
-      <w:r>
-        <w:rPr>
-          <w:rFonts w:ascii="Times New Roman" w:hAnsi="Times New Roman" w:cs="Times New Roman"/>
-        </w:rPr>
-        <w:t>Complete the following:</w:t>
-      </w:r>
-    </w:p>
-    <w:p>
-      <w:pPr>
-        <w:ind w:left="360"/>
-        <w:rPr>
-          <w:rFonts w:ascii="Times New Roman" w:hAnsi="Times New Roman" w:cs="Times New Roman"/>
-        </w:rPr>
-      </w:pPr>
-    </w:p>
-    <w:p>
-      <w:pPr>
-        <w:pStyle w:val="ListParagraph"/>
-        <w:numPr>
-          <w:ilvl w:val="1"/>
-          <w:numId w:val="16"/>
-        </w:numPr>
-        <w:rPr>
-          <w:rFonts w:ascii="Times New Roman" w:hAnsi="Times New Roman" w:cs="Times New Roman"/>
-        </w:rPr>
-      </w:pPr>
-      <m:oMath>
-        <m:r>
-          <w:rPr>
-            <w:rFonts w:ascii="Cambria Math" w:hAnsi="Cambria Math" w:cs="Times New Roman"/>
-          </w:rPr>
-          <m:t>P</m:t>
-        </m:r>
-        <m:d>
-          <m:dPr>
-            <m:ctrlPr>
-              <w:rPr>
-                <w:rFonts w:ascii="Cambria Math" w:hAnsi="Cambria Math" w:cs="Times New Roman"/>
-                <w:i/>
-              </w:rPr>
-            </m:ctrlPr>
-          </m:dPr>
-          <m:e>
-            <m:r>
-              <w:rPr>
-                <w:rFonts w:ascii="Cambria Math" w:hAnsi="Cambria Math" w:cs="Times New Roman"/>
-              </w:rPr>
-              <m:t>Br</m:t>
-            </m:r>
-          </m:e>
-        </m:d>
-        <m:r>
-          <w:rPr>
-            <w:rFonts w:ascii="Cambria Math" w:hAnsi="Cambria Math" w:cs="Times New Roman"/>
-          </w:rPr>
-          <m:t>=</m:t>
-        </m:r>
-      </m:oMath>
-      <w:r>
-        <w:rPr>
-          <w:rFonts w:ascii="Times New Roman" w:hAnsi="Times New Roman" w:cs="Times New Roman"/>
-        </w:rPr>
-        <w:t xml:space="preserve"> </w:t>
-      </w:r>
-    </w:p>
-    <w:p>
-      <w:pPr>
-        <w:pStyle w:val="ListParagraph"/>
-        <w:ind w:left="1080"/>
-        <w:rPr>
-          <w:rFonts w:ascii="Times New Roman" w:hAnsi="Times New Roman" w:cs="Times New Roman"/>
-        </w:rPr>
-      </w:pPr>
-      <w:r>
-        <w:rPr>
-          <w:rFonts w:ascii="Times New Roman" w:hAnsi="Times New Roman" w:cs="Times New Roman"/>
-        </w:rPr>
-        <w:t xml:space="preserve"> </w:t>
-      </w:r>
-    </w:p>
-    <w:p>
-      <w:pPr>
-        <w:pStyle w:val="ListParagraph"/>
-        <w:numPr>
-          <w:ilvl w:val="1"/>
-          <w:numId w:val="16"/>
-        </w:numPr>
-        <w:rPr>
-          <w:rFonts w:ascii="Times New Roman" w:hAnsi="Times New Roman" w:cs="Times New Roman"/>
-        </w:rPr>
-      </w:pPr>
-      <m:oMath>
-        <m:r>
-          <w:rPr>
-            <w:rFonts w:ascii="Cambria Math" w:hAnsi="Cambria Math" w:cs="Times New Roman"/>
-          </w:rPr>
-          <m:t>P</m:t>
-        </m:r>
-        <m:d>
-          <m:dPr>
-            <m:ctrlPr>
-              <w:rPr>
-                <w:rFonts w:ascii="Cambria Math" w:hAnsi="Cambria Math" w:cs="Times New Roman"/>
-                <w:i/>
-              </w:rPr>
-            </m:ctrlPr>
-          </m:dPr>
-          <m:e>
-            <m:r>
-              <w:rPr>
-                <w:rFonts w:ascii="Cambria Math" w:hAnsi="Cambria Math" w:cs="Times New Roman"/>
-              </w:rPr>
-              <m:t>+</m:t>
-            </m:r>
-          </m:e>
-          <m:e>
-            <m:r>
-              <w:rPr>
-                <w:rFonts w:ascii="Cambria Math" w:hAnsi="Cambria Math" w:cs="Times New Roman"/>
-              </w:rPr>
-              <m:t>Br</m:t>
-            </m:r>
-          </m:e>
-        </m:d>
-        <m:r>
-          <w:rPr>
-            <w:rFonts w:ascii="Cambria Math" w:hAnsi="Cambria Math" w:cs="Times New Roman"/>
-          </w:rPr>
-          <m:t xml:space="preserve">= </m:t>
-        </m:r>
-      </m:oMath>
-    </w:p>
-    <w:p>
-      <w:pPr>
-        <w:pStyle w:val="ListParagraph"/>
-        <w:ind w:left="1080"/>
-        <w:rPr>
-          <w:rFonts w:ascii="Times New Roman" w:hAnsi="Times New Roman" w:cs="Times New Roman"/>
-        </w:rPr>
-      </w:pPr>
-    </w:p>
-    <w:p>
-      <w:pPr>
-        <w:pStyle w:val="ListParagraph"/>
-        <w:numPr>
-          <w:ilvl w:val="1"/>
-          <w:numId w:val="16"/>
-        </w:numPr>
-        <w:rPr>
-          <w:rFonts w:ascii="Times New Roman" w:hAnsi="Times New Roman" w:cs="Times New Roman"/>
-        </w:rPr>
-      </w:pPr>
-      <m:oMath>
-        <m:r>
-          <w:rPr>
-            <w:rFonts w:ascii="Cambria Math" w:hAnsi="Cambria Math" w:cs="Times New Roman"/>
-          </w:rPr>
-          <m:t>P</m:t>
-        </m:r>
-        <m:d>
-          <m:dPr>
-            <m:ctrlPr>
-              <w:rPr>
-                <w:rFonts w:ascii="Cambria Math" w:hAnsi="Cambria Math" w:cs="Times New Roman"/>
-                <w:i/>
-              </w:rPr>
-            </m:ctrlPr>
-          </m:dPr>
-          <m:e>
-            <m:r>
-              <w:rPr>
-                <w:rFonts w:ascii="Cambria Math" w:hAnsi="Cambria Math" w:cs="Times New Roman"/>
-              </w:rPr>
-              <m:t>+</m:t>
-            </m:r>
-          </m:e>
-          <m:e>
-            <m:r>
-              <w:rPr>
-                <w:rFonts w:ascii="Cambria Math" w:hAnsi="Cambria Math" w:cs="Times New Roman"/>
-              </w:rPr>
-              <m:t>N</m:t>
-            </m:r>
-          </m:e>
-        </m:d>
-        <m:r>
-          <w:rPr>
-            <w:rFonts w:ascii="Cambria Math" w:hAnsi="Cambria Math" w:cs="Times New Roman"/>
-          </w:rPr>
-          <m:t xml:space="preserve">= </m:t>
-        </m:r>
-      </m:oMath>
-    </w:p>
-    <w:p>
-      <w:pPr>
-        <w:rPr>
-          <w:rFonts w:ascii="Times New Roman" w:hAnsi="Times New Roman" w:cs="Times New Roman"/>
-        </w:rPr>
-      </w:pPr>
-    </w:p>
-    <w:p>
-      <w:pPr>
-        <w:rPr>
-          <w:rFonts w:ascii="Times New Roman" w:hAnsi="Times New Roman" w:cs="Times New Roman"/>
-        </w:rPr>
-      </w:pPr>
-    </w:p>
-    <w:p>
-      <w:pPr>
-        <w:pStyle w:val="ListParagraph"/>
-        <w:numPr>
-          <w:ilvl w:val="1"/>
-          <w:numId w:val="16"/>
-        </w:numPr>
-        <w:rPr>
-          <w:rFonts w:ascii="Times New Roman" w:hAnsi="Times New Roman" w:cs="Times New Roman"/>
-        </w:rPr>
-      </w:pPr>
-      <w:r>
-        <w:rPr>
-          <w:rFonts w:ascii="Times New Roman" w:hAnsi="Times New Roman" w:cs="Times New Roman"/>
-        </w:rPr>
-        <w:t xml:space="preserve">If a female tests positive, </w:t>
-      </w:r>
-      <w:r>
-        <w:rPr>
-          <w:rFonts w:ascii="Times New Roman" w:hAnsi="Times New Roman" w:cs="Times New Roman"/>
-        </w:rPr>
-        <w:t xml:space="preserve">show that </w:t>
-      </w:r>
-      <w:r>
-        <w:rPr>
-          <w:rFonts w:ascii="Times New Roman" w:hAnsi="Times New Roman" w:cs="Times New Roman"/>
-        </w:rPr>
-        <w:t xml:space="preserve">it is actually more likely that they do </w:t>
-      </w:r>
-      <w:r>
-        <w:rPr>
-          <w:rFonts w:ascii="Times New Roman" w:hAnsi="Times New Roman" w:cs="Times New Roman"/>
-          <w:i/>
-          <w:iCs/>
-        </w:rPr>
-        <w:t>not</w:t>
-      </w:r>
-      <w:r>
-        <w:rPr>
-          <w:rFonts w:ascii="Times New Roman" w:hAnsi="Times New Roman" w:cs="Times New Roman"/>
-        </w:rPr>
-        <w:t xml:space="preserve"> </w:t>
-      </w:r>
-      <w:r>
-        <w:rPr>
-          <w:rFonts w:ascii="Times New Roman" w:hAnsi="Times New Roman" w:cs="Times New Roman"/>
-        </w:rPr>
-        <w:t xml:space="preserve">have </w:t>
-      </w:r>
-      <w:r>
-        <w:rPr>
-          <w:rFonts w:ascii="Times New Roman" w:hAnsi="Times New Roman" w:cs="Times New Roman"/>
-        </w:rPr>
-        <w:t xml:space="preserve">breast cancer </w:t>
-      </w:r>
-      <w:r>
-        <w:rPr>
-          <w:rFonts w:ascii="Times New Roman" w:hAnsi="Times New Roman" w:cs="Times New Roman"/>
-        </w:rPr>
-        <w:t>tha</w:t>
-      </w:r>
-      <w:r>
-        <w:rPr>
-          <w:rFonts w:ascii="Times New Roman" w:hAnsi="Times New Roman" w:cs="Times New Roman"/>
-        </w:rPr>
-        <w:t>n</w:t>
-      </w:r>
-      <w:r>
-        <w:rPr>
-          <w:rFonts w:ascii="Times New Roman" w:hAnsi="Times New Roman" w:cs="Times New Roman"/>
-        </w:rPr>
-        <w:t xml:space="preserve"> do. </w:t>
-      </w:r>
-      <w:r>
-        <w:rPr>
-          <w:rFonts w:ascii="Times New Roman" w:hAnsi="Times New Roman" w:cs="Times New Roman"/>
-        </w:rPr>
-        <w:t xml:space="preserve">Specifically, calculate </w:t>
-      </w:r>
-      <m:oMath>
-        <m:r>
-          <w:rPr>
-            <w:rFonts w:ascii="Cambria Math" w:hAnsi="Cambria Math" w:cs="Times New Roman"/>
-          </w:rPr>
-          <m:t>P</m:t>
-        </m:r>
-        <m:d>
-          <m:dPr>
-            <m:ctrlPr>
-              <w:rPr>
-                <w:rFonts w:ascii="Cambria Math" w:hAnsi="Cambria Math" w:cs="Times New Roman"/>
-                <w:i/>
-              </w:rPr>
-            </m:ctrlPr>
-          </m:dPr>
-          <m:e>
-            <m:r>
-              <w:rPr>
-                <w:rFonts w:ascii="Cambria Math" w:hAnsi="Cambria Math" w:cs="Times New Roman"/>
-              </w:rPr>
-              <m:t>Br</m:t>
-            </m:r>
-          </m:e>
-          <m:e>
-            <m:r>
-              <w:rPr>
-                <w:rFonts w:ascii="Cambria Math" w:hAnsi="Cambria Math" w:cs="Times New Roman"/>
-              </w:rPr>
-              <m:t>+</m:t>
-            </m:r>
-          </m:e>
-        </m:d>
-      </m:oMath>
-      <w:r>
-        <w:rPr>
-          <w:rFonts w:ascii="Times New Roman" w:hAnsi="Times New Roman" w:cs="Times New Roman"/>
-        </w:rPr>
-        <w:t xml:space="preserve"> and </w:t>
-      </w:r>
-      <m:oMath>
-        <m:r>
-          <w:rPr>
-            <w:rFonts w:ascii="Cambria Math" w:hAnsi="Cambria Math" w:cs="Times New Roman"/>
-            <w:highlight w:val="yellow"/>
-          </w:rPr>
-          <m:t>P</m:t>
-        </m:r>
-        <m:d>
-          <m:dPr>
-            <m:ctrlPr>
-              <w:rPr>
-                <w:rFonts w:ascii="Cambria Math" w:hAnsi="Cambria Math" w:cs="Times New Roman"/>
-                <w:i/>
-                <w:highlight w:val="yellow"/>
-              </w:rPr>
-            </m:ctrlPr>
-          </m:dPr>
-          <m:e>
-            <m:r>
-              <w:rPr>
-                <w:rFonts w:ascii="Cambria Math" w:hAnsi="Cambria Math" w:cs="Times New Roman"/>
-                <w:highlight w:val="yellow"/>
-              </w:rPr>
-              <m:t>N</m:t>
-            </m:r>
-          </m:e>
-          <m:e>
-            <m:r>
-              <w:rPr>
-                <w:rFonts w:ascii="Cambria Math" w:hAnsi="Cambria Math" w:cs="Times New Roman"/>
-                <w:highlight w:val="yellow"/>
-              </w:rPr>
-              <m:t>+</m:t>
-            </m:r>
-          </m:e>
-        </m:d>
-      </m:oMath>
-      <w:r>
-        <w:rPr>
-          <w:rFonts w:ascii="Times New Roman" w:hAnsi="Times New Roman" w:cs="Times New Roman"/>
-          <w:highlight w:val="yellow"/>
-        </w:rPr>
-        <w:t xml:space="preserve"> </w:t>
-      </w:r>
-      <w:r>
-        <w:rPr>
-          <w:rFonts w:ascii="Times New Roman" w:hAnsi="Times New Roman" w:cs="Times New Roman"/>
-        </w:rPr>
-        <w:t>u</w:t>
-      </w:r>
-      <w:r>
-        <w:rPr>
-          <w:rFonts w:ascii="Times New Roman" w:hAnsi="Times New Roman" w:cs="Times New Roman"/>
-        </w:rPr>
-        <w:t xml:space="preserve">sing the </w:t>
-      </w:r>
-      <w:r>
-        <w:rPr>
-          <w:rFonts w:ascii="Times New Roman" w:hAnsi="Times New Roman" w:cs="Times New Roman"/>
-        </w:rPr>
-        <w:t xml:space="preserve">formula above. </w:t>
-      </w:r>
-    </w:p>
-    <w:p>
-      <w:pPr>
-        <w:rPr>
-          <w:rFonts w:ascii="Times New Roman" w:hAnsi="Times New Roman" w:cs="Times New Roman"/>
-        </w:rPr>
-      </w:pPr>
-    </w:p>
-    <w:p>
-      <w:pPr>
-        <w:rPr>
-          <w:rFonts w:ascii="Times New Roman" w:hAnsi="Times New Roman" w:cs="Times New Roman"/>
-        </w:rPr>
-      </w:pPr>
-    </w:p>
-    <w:p>
-      <w:pPr>
-        <w:rPr>
-          <w:rFonts w:ascii="Times New Roman" w:hAnsi="Times New Roman" w:cs="Times New Roman"/>
-        </w:rPr>
-      </w:pPr>
-    </w:p>
-    <w:p>
-      <w:pPr>
-        <w:ind w:left="1080"/>
-        <w:rPr>
-          <w:rFonts w:ascii="Times New Roman" w:hAnsi="Times New Roman" w:cs="Times New Roman"/>
-        </w:rPr>
-      </w:pPr>
-      <w:r>
-        <w:rPr>
-          <w:rFonts w:ascii="Times New Roman" w:hAnsi="Times New Roman" w:cs="Times New Roman"/>
-        </w:rPr>
-        <w:t xml:space="preserve">Note: </w:t>
-      </w:r>
-      <w:r>
-        <w:rPr>
-          <w:rFonts w:ascii="Times New Roman" w:hAnsi="Times New Roman" w:cs="Times New Roman"/>
-        </w:rPr>
-        <w:t xml:space="preserve">the calculation above, which takes into account the likelihood of a </w:t>
-      </w:r>
-      <w:r>
-        <w:rPr>
-          <w:rFonts w:ascii="Times New Roman" w:hAnsi="Times New Roman" w:cs="Times New Roman"/>
-          <w:i/>
-          <w:iCs/>
-        </w:rPr>
-        <w:t>false positive</w:t>
-      </w:r>
-      <w:r>
-        <w:rPr>
-          <w:rFonts w:ascii="Times New Roman" w:hAnsi="Times New Roman" w:cs="Times New Roman"/>
-        </w:rPr>
-        <w:t xml:space="preserve">, is one aspect used to determine </w:t>
-      </w:r>
-      <w:r>
-        <w:rPr>
-          <w:rFonts w:ascii="Times New Roman" w:hAnsi="Times New Roman" w:cs="Times New Roman"/>
-        </w:rPr>
-        <w:t>appropriate recommendations for mammogram screenings. This question is based on recommendation changes made in 2015 (</w:t>
+        <w:t xml:space="preserve">Use the Hidden Markov model on page </w:t>
+      </w:r>
+      <w:r>
+        <w:rPr>
+          <w:rFonts w:ascii="Times New Roman" w:hAnsi="Times New Roman" w:cs="Times New Roman"/>
+        </w:rPr>
+        <w:t xml:space="preserve">10 of the notes </w:t>
+      </w:r>
+      <w:r>
+        <w:rPr>
+          <w:rFonts w:ascii="Times New Roman" w:hAnsi="Times New Roman" w:cs="Times New Roman"/>
+          <w:sz w:val="22"/>
+          <w:szCs w:val="22"/>
+        </w:rPr>
+        <w:t>(</w:t>
       </w:r>
       <w:hyperlink r:id="rId7" w:history="1">
         <w:r>
           <w:rPr>
             <w:rStyle w:val="Hyperlink"/>
             <w:rFonts w:ascii="Times New Roman" w:hAnsi="Times New Roman" w:cs="Times New Roman"/>
+            <w:sz w:val="22"/>
+            <w:szCs w:val="22"/>
           </w:rPr>
-          <w:t>https://fivethirtyeight.com/features/science-wont-settle-the-mammogram-debate/</w:t>
+          <w:t>https://gdancik.github.io/CSC-314/data/notes/hmm.pdf</w:t>
         </w:r>
       </w:hyperlink>
       <w:r>
         <w:rPr>
           <w:rFonts w:ascii="Times New Roman" w:hAnsi="Times New Roman" w:cs="Times New Roman"/>
+          <w:sz w:val="22"/>
+          <w:szCs w:val="22"/>
         </w:rPr>
         <w:t>)</w:t>
       </w:r>
@@ -4578,58 +4154,80 @@
         <w:rPr>
           <w:rFonts w:ascii="Times New Roman" w:hAnsi="Times New Roman" w:cs="Times New Roman"/>
         </w:rPr>
-        <w:t>,</w:t>
-      </w:r>
-      <w:r>
-        <w:rPr>
-          <w:rFonts w:ascii="Times New Roman" w:hAnsi="Times New Roman" w:cs="Times New Roman"/>
-        </w:rPr>
-        <w:t xml:space="preserve"> which caused some controversy.</w:t>
-      </w:r>
-      <w:r>
-        <w:rPr>
-          <w:rFonts w:ascii="Times New Roman" w:hAnsi="Times New Roman" w:cs="Times New Roman"/>
-        </w:rPr>
-        <w:t xml:space="preserve"> </w:t>
-      </w:r>
-      <w:r>
-        <w:rPr>
-          <w:rFonts w:ascii="Times New Roman" w:hAnsi="Times New Roman" w:cs="Times New Roman"/>
-        </w:rPr>
-        <w:t xml:space="preserve">These recommendations have more recently been updated, </w:t>
-      </w:r>
-      <w:r>
-        <w:rPr>
-          <w:rFonts w:ascii="Times New Roman" w:hAnsi="Times New Roman" w:cs="Times New Roman"/>
-        </w:rPr>
-        <w:t>partly over slight increas</w:t>
-      </w:r>
-      <w:r>
-        <w:rPr>
-          <w:rFonts w:ascii="Times New Roman" w:hAnsi="Times New Roman" w:cs="Times New Roman"/>
-        </w:rPr>
-        <w:t xml:space="preserve">es in </w:t>
-      </w:r>
-      <w:r>
-        <w:rPr>
-          <w:rFonts w:ascii="Times New Roman" w:hAnsi="Times New Roman" w:cs="Times New Roman"/>
-        </w:rPr>
-        <w:t xml:space="preserve">cancer rates and disparities in cancer diagnoses in minorities – see </w:t>
-      </w:r>
-      <w:hyperlink r:id="rId8" w:history="1">
-        <w:r>
-          <w:rPr>
-            <w:rStyle w:val="Hyperlink"/>
-            <w:rFonts w:ascii="Times New Roman" w:hAnsi="Times New Roman" w:cs="Times New Roman"/>
-          </w:rPr>
-          <w:t>https://www.bcrf.org/uspstf-new-breast-cancer-screening-guidelines-2023/</w:t>
-        </w:r>
-      </w:hyperlink>
-      <w:r>
-        <w:rPr>
-          <w:rFonts w:ascii="Times New Roman" w:hAnsi="Times New Roman" w:cs="Times New Roman"/>
-        </w:rPr>
-        <w:t>.</w:t>
+        <w:t xml:space="preserve"> to answer the following questions:</w:t>
+      </w:r>
+    </w:p>
+    <w:p>
+      <w:pPr>
+        <w:rPr>
+          <w:rFonts w:ascii="Times New Roman" w:hAnsi="Times New Roman" w:cs="Times New Roman"/>
+        </w:rPr>
+      </w:pPr>
+    </w:p>
+    <w:p>
+      <w:pPr>
+        <w:pStyle w:val="ListParagraph"/>
+        <w:numPr>
+          <w:ilvl w:val="0"/>
+          <w:numId w:val="19"/>
+        </w:numPr>
+        <w:rPr>
+          <w:rFonts w:ascii="Times New Roman" w:hAnsi="Times New Roman" w:cs="Times New Roman"/>
+        </w:rPr>
+      </w:pPr>
+      <w:r>
+        <w:rPr>
+          <w:rFonts w:ascii="Times New Roman" w:hAnsi="Times New Roman" w:cs="Times New Roman"/>
+        </w:rPr>
+        <w:t>How likely is it that the coins were F</w:t>
+      </w:r>
+      <w:r>
+        <w:rPr>
+          <w:rFonts w:ascii="Times New Roman" w:hAnsi="Times New Roman" w:cs="Times New Roman"/>
+        </w:rPr>
+        <w:t>B</w:t>
+      </w:r>
+      <w:r>
+        <w:rPr>
+          <w:rFonts w:ascii="Times New Roman" w:hAnsi="Times New Roman" w:cs="Times New Roman"/>
+        </w:rPr>
+        <w:t>F</w:t>
+      </w:r>
+      <w:r>
+        <w:rPr>
+          <w:rFonts w:ascii="Times New Roman" w:hAnsi="Times New Roman" w:cs="Times New Roman"/>
+        </w:rPr>
+        <w:t xml:space="preserve">, given that we observe </w:t>
+      </w:r>
+      <w:r>
+        <w:rPr>
+          <w:rFonts w:ascii="Times New Roman" w:hAnsi="Times New Roman" w:cs="Times New Roman"/>
+        </w:rPr>
+        <w:t>HHH</w:t>
+      </w:r>
+      <w:r>
+        <w:rPr>
+          <w:rFonts w:ascii="Times New Roman" w:hAnsi="Times New Roman" w:cs="Times New Roman"/>
+        </w:rPr>
+        <w:t xml:space="preserve">? Note: </w:t>
+      </w:r>
+      <w:r>
+        <w:rPr>
+          <w:rFonts w:ascii="Times New Roman" w:hAnsi="Times New Roman" w:cs="Times New Roman"/>
+        </w:rPr>
+        <w:t>y</w:t>
+      </w:r>
+      <w:r>
+        <w:rPr>
+          <w:rFonts w:ascii="Times New Roman" w:hAnsi="Times New Roman" w:cs="Times New Roman"/>
+        </w:rPr>
+        <w:t>ou are calculating the probability of P(FFF | HHH)</w:t>
+      </w:r>
+      <w:r>
+        <w:rPr>
+          <w:rFonts w:ascii="Times New Roman" w:hAnsi="Times New Roman" w:cs="Times New Roman"/>
+        </w:rPr>
+        <w:t>, up to a proportional constant.</w:t>
       </w:r>
     </w:p>
     <w:p>
@@ -4643,18 +4241,900 @@
     </w:p>
     <w:p>
       <w:pPr>
-        <w:rPr>
-          <w:rFonts w:ascii="Times New Roman" w:hAnsi="Times New Roman" w:cs="Times New Roman"/>
-        </w:rPr>
-      </w:pPr>
-    </w:p>
-    <w:p>
-      <w:pPr>
-        <w:ind w:left="720"/>
-        <w:rPr>
-          <w:rFonts w:ascii="Times New Roman" w:hAnsi="Times New Roman" w:cs="Times New Roman"/>
-        </w:rPr>
-      </w:pPr>
+        <w:pStyle w:val="ListParagraph"/>
+        <w:ind w:left="1080"/>
+        <w:rPr>
+          <w:rFonts w:ascii="Times New Roman" w:hAnsi="Times New Roman" w:cs="Times New Roman"/>
+        </w:rPr>
+      </w:pPr>
+    </w:p>
+    <w:p>
+      <w:pPr>
+        <w:rPr>
+          <w:rFonts w:ascii="Times New Roman" w:hAnsi="Times New Roman" w:cs="Times New Roman"/>
+        </w:rPr>
+      </w:pPr>
+    </w:p>
+    <w:p>
+      <w:pPr>
+        <w:pStyle w:val="ListParagraph"/>
+        <w:numPr>
+          <w:ilvl w:val="0"/>
+          <w:numId w:val="19"/>
+        </w:numPr>
+        <w:rPr>
+          <w:rFonts w:ascii="Times New Roman" w:hAnsi="Times New Roman" w:cs="Times New Roman"/>
+        </w:rPr>
+      </w:pPr>
+      <w:r>
+        <w:rPr>
+          <w:rFonts w:ascii="Times New Roman" w:hAnsi="Times New Roman" w:cs="Times New Roman"/>
+        </w:rPr>
+        <w:t xml:space="preserve">How likely is it that the coins were </w:t>
+      </w:r>
+      <w:r>
+        <w:rPr>
+          <w:rFonts w:ascii="Times New Roman" w:hAnsi="Times New Roman" w:cs="Times New Roman"/>
+        </w:rPr>
+        <w:t>BFB, given that we observe HHH?</w:t>
+      </w:r>
+    </w:p>
+    <w:p>
+      <w:pPr>
+        <w:pStyle w:val="ListParagraph"/>
+        <w:ind w:left="1080"/>
+        <w:rPr>
+          <w:rFonts w:ascii="Times New Roman" w:hAnsi="Times New Roman" w:cs="Times New Roman"/>
+        </w:rPr>
+      </w:pPr>
+    </w:p>
+    <w:p>
+      <w:pPr>
+        <w:pStyle w:val="ListParagraph"/>
+        <w:ind w:left="1080"/>
+        <w:rPr>
+          <w:rFonts w:ascii="Times New Roman" w:hAnsi="Times New Roman" w:cs="Times New Roman"/>
+        </w:rPr>
+      </w:pPr>
+    </w:p>
+    <w:p>
+      <w:pPr>
+        <w:rPr>
+          <w:rFonts w:ascii="Times New Roman" w:hAnsi="Times New Roman" w:cs="Times New Roman"/>
+        </w:rPr>
+      </w:pPr>
+    </w:p>
+    <w:p>
+      <w:pPr>
+        <w:pStyle w:val="ListParagraph"/>
+        <w:numPr>
+          <w:ilvl w:val="0"/>
+          <w:numId w:val="19"/>
+        </w:numPr>
+        <w:rPr>
+          <w:rFonts w:ascii="Times New Roman" w:hAnsi="Times New Roman" w:cs="Times New Roman"/>
+        </w:rPr>
+      </w:pPr>
+      <w:r>
+        <w:rPr>
+          <w:rFonts w:ascii="Times New Roman" w:hAnsi="Times New Roman" w:cs="Times New Roman"/>
+        </w:rPr>
+        <w:t>How much</w:t>
+      </w:r>
+      <w:r>
+        <w:rPr>
+          <w:rFonts w:ascii="Times New Roman" w:hAnsi="Times New Roman" w:cs="Times New Roman"/>
+        </w:rPr>
+        <w:t xml:space="preserve"> more likely is it that the coins were FBF than BFB</w:t>
+      </w:r>
+      <w:r>
+        <w:rPr>
+          <w:rFonts w:ascii="Times New Roman" w:hAnsi="Times New Roman" w:cs="Times New Roman"/>
+        </w:rPr>
+        <w:t>, given that we observe HHH</w:t>
+      </w:r>
+      <w:r>
+        <w:rPr>
+          <w:rFonts w:ascii="Times New Roman" w:hAnsi="Times New Roman" w:cs="Times New Roman"/>
+        </w:rPr>
+        <w:t>? Hint: This is the ratio between (a) and (b).</w:t>
+      </w:r>
+    </w:p>
+    <w:p>
+      <w:pPr>
+        <w:rPr>
+          <w:rFonts w:ascii="Times New Roman" w:hAnsi="Times New Roman" w:cs="Times New Roman"/>
+        </w:rPr>
+      </w:pPr>
+    </w:p>
+    <w:p>
+      <w:pPr>
+        <w:rPr>
+          <w:rFonts w:ascii="Times New Roman" w:hAnsi="Times New Roman" w:cs="Times New Roman"/>
+        </w:rPr>
+      </w:pPr>
+    </w:p>
+    <w:p>
+      <w:pPr>
+        <w:rPr>
+          <w:rFonts w:ascii="Times New Roman" w:hAnsi="Times New Roman" w:cs="Times New Roman"/>
+        </w:rPr>
+      </w:pPr>
+    </w:p>
+    <w:p>
+      <w:pPr>
+        <w:rPr>
+          <w:rFonts w:ascii="Times New Roman" w:hAnsi="Times New Roman" w:cs="Times New Roman"/>
+        </w:rPr>
+      </w:pPr>
+    </w:p>
+    <w:p>
+      <w:pPr>
+        <w:pStyle w:val="ListParagraph"/>
+        <w:numPr>
+          <w:ilvl w:val="0"/>
+          <w:numId w:val="18"/>
+        </w:numPr>
+        <w:rPr>
+          <w:rFonts w:ascii="Times New Roman" w:hAnsi="Times New Roman" w:cs="Times New Roman"/>
+        </w:rPr>
+      </w:pPr>
+      <w:r>
+        <w:rPr>
+          <w:rFonts w:ascii="Times New Roman" w:hAnsi="Times New Roman" w:cs="Times New Roman"/>
+        </w:rPr>
+        <w:t>Consider the HMM below.</w:t>
+      </w:r>
+    </w:p>
+    <w:p>
+      <w:pPr>
+        <w:rPr>
+          <w:rFonts w:ascii="Times New Roman" w:hAnsi="Times New Roman" w:cs="Times New Roman"/>
+        </w:rPr>
+      </w:pPr>
+    </w:p>
+    <w:tbl>
+      <w:tblPr>
+        <w:tblStyle w:val="TableGrid"/>
+        <w:tblW w:w="0" w:type="auto"/>
+        <w:tblInd w:w="360" w:type="dxa"/>
+        <w:tblLook w:val="04A0" w:firstRow="1" w:lastRow="0" w:firstColumn="1" w:lastColumn="0" w:noHBand="0" w:noVBand="1"/>
+      </w:tblPr>
+      <w:tblGrid>
+        <w:gridCol w:w="3664"/>
+        <w:gridCol w:w="4832"/>
+      </w:tblGrid>
+      <w:tr>
+        <w:tc>
+          <w:tcPr>
+            <w:tcW w:w="4428" w:type="dxa"/>
+          </w:tcPr>
+          <w:p>
+            <w:pPr>
+              <w:pStyle w:val="ListParagraph"/>
+              <w:ind w:left="0"/>
+              <w:rPr>
+                <w:rFonts w:ascii="Times New Roman" w:hAnsi="Times New Roman" w:cs="Times New Roman"/>
+              </w:rPr>
+            </w:pPr>
+            <w:r>
+              <w:rPr>
+                <w:rFonts w:ascii="Times New Roman" w:hAnsi="Times New Roman" w:cs="Times New Roman"/>
+              </w:rPr>
+              <w:t xml:space="preserve">This HMM </w:t>
+            </w:r>
+            <w:r>
+              <w:rPr>
+                <w:rFonts w:ascii="Times New Roman" w:hAnsi="Times New Roman" w:cs="Times New Roman"/>
+              </w:rPr>
+              <w:t xml:space="preserve">models gene regions (G) and non-gene regions (N) in the genome, </w:t>
+            </w:r>
+            <w:proofErr w:type="gramStart"/>
+            <w:r>
+              <w:rPr>
+                <w:rFonts w:ascii="Times New Roman" w:hAnsi="Times New Roman" w:cs="Times New Roman"/>
+              </w:rPr>
+              <w:t>based on the fact that</w:t>
+            </w:r>
+            <w:proofErr w:type="gramEnd"/>
+            <w:r>
+              <w:rPr>
+                <w:rFonts w:ascii="Times New Roman" w:hAnsi="Times New Roman" w:cs="Times New Roman"/>
+              </w:rPr>
+              <w:t xml:space="preserve"> genes have higher GC content (guanine and cytosine nucleotides) than non-gene regions.</w:t>
+            </w:r>
+          </w:p>
+          <w:p>
+            <w:pPr>
+              <w:pStyle w:val="ListParagraph"/>
+              <w:ind w:left="0"/>
+              <w:rPr>
+                <w:rFonts w:ascii="Times New Roman" w:hAnsi="Times New Roman" w:cs="Times New Roman"/>
+              </w:rPr>
+            </w:pPr>
+          </w:p>
+          <w:p>
+            <w:pPr>
+              <w:pStyle w:val="ListParagraph"/>
+              <w:ind w:left="0"/>
+              <w:rPr>
+                <w:rFonts w:ascii="Times New Roman" w:hAnsi="Times New Roman" w:cs="Times New Roman"/>
+              </w:rPr>
+            </w:pPr>
+          </w:p>
+          <w:p>
+            <w:pPr>
+              <w:pStyle w:val="ListParagraph"/>
+              <w:ind w:left="0"/>
+              <w:rPr>
+                <w:rFonts w:ascii="Times New Roman" w:hAnsi="Times New Roman" w:cs="Times New Roman"/>
+              </w:rPr>
+            </w:pPr>
+            <w:r>
+              <w:rPr>
+                <w:rFonts w:ascii="Times New Roman" w:hAnsi="Times New Roman" w:cs="Times New Roman"/>
+              </w:rPr>
+              <w:t>Suppose the following sequence is observed</w:t>
+            </w:r>
+            <w:r>
+              <w:rPr>
+                <w:rFonts w:ascii="Times New Roman" w:hAnsi="Times New Roman" w:cs="Times New Roman"/>
+              </w:rPr>
+              <w:t xml:space="preserve">: </w:t>
+            </w:r>
+            <w:proofErr w:type="spellStart"/>
+            <w:r>
+              <w:rPr>
+                <w:rFonts w:ascii="Times New Roman" w:hAnsi="Times New Roman" w:cs="Times New Roman"/>
+                <w:i/>
+                <w:iCs/>
+              </w:rPr>
+              <w:t>a</w:t>
+            </w:r>
+            <w:r>
+              <w:rPr>
+                <w:rFonts w:ascii="Times New Roman" w:hAnsi="Times New Roman" w:cs="Times New Roman"/>
+                <w:i/>
+                <w:iCs/>
+              </w:rPr>
+              <w:t>gg</w:t>
+            </w:r>
+            <w:proofErr w:type="spellEnd"/>
+            <w:r>
+              <w:rPr>
+                <w:rFonts w:ascii="Times New Roman" w:hAnsi="Times New Roman" w:cs="Times New Roman"/>
+              </w:rPr>
+              <w:t>.</w:t>
+            </w:r>
+          </w:p>
+          <w:p>
+            <w:pPr>
+              <w:pStyle w:val="ListParagraph"/>
+              <w:ind w:left="0"/>
+              <w:rPr>
+                <w:rFonts w:ascii="Times New Roman" w:hAnsi="Times New Roman" w:cs="Times New Roman"/>
+              </w:rPr>
+            </w:pPr>
+          </w:p>
+          <w:p>
+            <w:pPr>
+              <w:pStyle w:val="ListParagraph"/>
+              <w:ind w:left="0"/>
+              <w:rPr>
+                <w:rFonts w:ascii="Times New Roman" w:hAnsi="Times New Roman" w:cs="Times New Roman"/>
+              </w:rPr>
+            </w:pPr>
+            <w:r>
+              <w:rPr>
+                <w:rFonts w:ascii="Times New Roman" w:hAnsi="Times New Roman" w:cs="Times New Roman"/>
+              </w:rPr>
+              <w:t xml:space="preserve">Complete the dynamic programming matrix below to find the optimal </w:t>
+            </w:r>
+            <w:r>
+              <w:rPr>
+                <w:rFonts w:ascii="Times New Roman" w:hAnsi="Times New Roman" w:cs="Times New Roman"/>
+              </w:rPr>
+              <w:t xml:space="preserve">gene structure for this nucleotide sequence </w:t>
+            </w:r>
+            <w:proofErr w:type="spellStart"/>
+            <w:r>
+              <w:rPr>
+                <w:rFonts w:ascii="Times New Roman" w:hAnsi="Times New Roman" w:cs="Times New Roman"/>
+                <w:i/>
+                <w:iCs/>
+              </w:rPr>
+              <w:t>agg</w:t>
+            </w:r>
+            <w:proofErr w:type="spellEnd"/>
+            <w:r>
+              <w:rPr>
+                <w:rFonts w:ascii="Times New Roman" w:hAnsi="Times New Roman" w:cs="Times New Roman"/>
+              </w:rPr>
+              <w:t>. You must show all work to receive credit.</w:t>
+            </w:r>
+          </w:p>
+          <w:p>
+            <w:pPr>
+              <w:pStyle w:val="ListParagraph"/>
+              <w:ind w:left="0"/>
+              <w:rPr>
+                <w:rFonts w:ascii="Times New Roman" w:hAnsi="Times New Roman" w:cs="Times New Roman"/>
+              </w:rPr>
+            </w:pPr>
+          </w:p>
+          <w:p>
+            <w:pPr>
+              <w:pStyle w:val="ListParagraph"/>
+              <w:ind w:left="0"/>
+              <w:rPr>
+                <w:rFonts w:ascii="Times New Roman" w:hAnsi="Times New Roman" w:cs="Times New Roman"/>
+              </w:rPr>
+            </w:pPr>
+          </w:p>
+        </w:tc>
+        <w:tc>
+          <w:tcPr>
+            <w:tcW w:w="4428" w:type="dxa"/>
+          </w:tcPr>
+          <w:p>
+            <w:pPr>
+              <w:pStyle w:val="ListParagraph"/>
+              <w:ind w:left="0"/>
+              <w:rPr>
+                <w:rFonts w:ascii="Times New Roman" w:hAnsi="Times New Roman" w:cs="Times New Roman"/>
+              </w:rPr>
+            </w:pPr>
+            <w:r>
+              <w:rPr>
+                <w:rFonts w:ascii="Times New Roman" w:hAnsi="Times New Roman" w:cs="Times New Roman"/>
+              </w:rPr>
+              <w:drawing>
+                <wp:inline distT="0" distB="0" distL="0" distR="0" wp14:anchorId="5245D845" wp14:editId="5C869DE4">
+                  <wp:extent cx="2931574" cy="4074258"/>
+                  <wp:effectExtent l="0" t="0" r="0" b="0"/>
+                  <wp:docPr id="37" name="Picture 36">
+                    <a:extLst xmlns:a="http://schemas.openxmlformats.org/drawingml/2006/main">
+                      <a:ext uri="{FF2B5EF4-FFF2-40B4-BE49-F238E27FC236}">
+                        <a16:creationId xmlns:a16="http://schemas.microsoft.com/office/drawing/2014/main" id="{7A0FB2DC-946C-8756-5E54-4CD88EADEFE4}"/>
+                      </a:ext>
+                    </a:extLst>
+                  </wp:docPr>
+                  <wp:cNvGraphicFramePr>
+                    <a:graphicFrameLocks xmlns:a="http://schemas.openxmlformats.org/drawingml/2006/main" noChangeAspect="1"/>
+                  </wp:cNvGraphicFramePr>
+                  <a:graphic xmlns:a="http://schemas.openxmlformats.org/drawingml/2006/main">
+                    <a:graphicData uri="http://schemas.openxmlformats.org/drawingml/2006/picture">
+                      <pic:pic xmlns:pic="http://schemas.openxmlformats.org/drawingml/2006/picture">
+                        <pic:nvPicPr>
+                          <pic:cNvPr id="37" name="Picture 36">
+                            <a:extLst>
+                              <a:ext uri="{FF2B5EF4-FFF2-40B4-BE49-F238E27FC236}">
+                                <a16:creationId xmlns:a16="http://schemas.microsoft.com/office/drawing/2014/main" id="{7A0FB2DC-946C-8756-5E54-4CD88EADEFE4}"/>
+                              </a:ext>
+                            </a:extLst>
+                          </pic:cNvPr>
+                          <pic:cNvPicPr>
+                            <a:picLocks noChangeAspect="1"/>
+                          </pic:cNvPicPr>
+                        </pic:nvPicPr>
+                        <pic:blipFill>
+                          <a:blip r:embed="rId8"/>
+                          <a:stretch>
+                            <a:fillRect/>
+                          </a:stretch>
+                        </pic:blipFill>
+                        <pic:spPr>
+                          <a:xfrm>
+                            <a:off x="0" y="0"/>
+                            <a:ext cx="2931574" cy="4074258"/>
+                          </a:xfrm>
+                          <a:prstGeom prst="rect">
+                            <a:avLst/>
+                          </a:prstGeom>
+                        </pic:spPr>
+                      </pic:pic>
+                    </a:graphicData>
+                  </a:graphic>
+                </wp:inline>
+              </w:drawing>
+            </w:r>
+          </w:p>
+        </w:tc>
+      </w:tr>
+    </w:tbl>
+    <w:p>
+      <w:pPr>
+        <w:pStyle w:val="ListParagraph"/>
+        <w:ind w:left="360"/>
+        <w:rPr>
+          <w:rFonts w:ascii="Times New Roman" w:hAnsi="Times New Roman" w:cs="Times New Roman"/>
+        </w:rPr>
+      </w:pPr>
+    </w:p>
+    <w:p>
+      <w:pPr>
+        <w:rPr>
+          <w:rFonts w:ascii="Times New Roman" w:hAnsi="Times New Roman" w:cs="Times New Roman"/>
+        </w:rPr>
+      </w:pPr>
+    </w:p>
+    <w:tbl>
+      <w:tblPr>
+        <w:tblStyle w:val="TableGrid"/>
+        <w:tblW w:w="0" w:type="auto"/>
+        <w:tblLook w:val="04A0" w:firstRow="1" w:lastRow="0" w:firstColumn="1" w:lastColumn="0" w:noHBand="0" w:noVBand="1"/>
+      </w:tblPr>
+      <w:tblGrid>
+        <w:gridCol w:w="2214"/>
+        <w:gridCol w:w="2214"/>
+        <w:gridCol w:w="2214"/>
+        <w:gridCol w:w="2214"/>
+      </w:tblGrid>
+      <w:tr>
+        <w:tc>
+          <w:tcPr>
+            <w:tcW w:w="2214" w:type="dxa"/>
+          </w:tcPr>
+          <w:p>
+            <w:pPr>
+              <w:rPr>
+                <w:rFonts w:ascii="Times New Roman" w:hAnsi="Times New Roman" w:cs="Times New Roman"/>
+              </w:rPr>
+            </w:pPr>
+          </w:p>
+        </w:tc>
+        <w:tc>
+          <w:tcPr>
+            <w:tcW w:w="2214" w:type="dxa"/>
+          </w:tcPr>
+          <w:p>
+            <w:pPr>
+              <w:jc w:val="center"/>
+              <w:rPr>
+                <w:rFonts w:ascii="Times New Roman" w:hAnsi="Times New Roman" w:cs="Times New Roman"/>
+              </w:rPr>
+            </w:pPr>
+            <w:r>
+              <w:rPr>
+                <w:rFonts w:ascii="Times New Roman" w:hAnsi="Times New Roman" w:cs="Times New Roman"/>
+              </w:rPr>
+              <w:t>a</w:t>
+            </w:r>
+          </w:p>
+        </w:tc>
+        <w:tc>
+          <w:tcPr>
+            <w:tcW w:w="2214" w:type="dxa"/>
+          </w:tcPr>
+          <w:p>
+            <w:pPr>
+              <w:jc w:val="center"/>
+              <w:rPr>
+                <w:rFonts w:ascii="Times New Roman" w:hAnsi="Times New Roman" w:cs="Times New Roman"/>
+              </w:rPr>
+            </w:pPr>
+            <w:r>
+              <w:rPr>
+                <w:rFonts w:ascii="Times New Roman" w:hAnsi="Times New Roman" w:cs="Times New Roman"/>
+              </w:rPr>
+              <w:t>g</w:t>
+            </w:r>
+          </w:p>
+        </w:tc>
+        <w:tc>
+          <w:tcPr>
+            <w:tcW w:w="2214" w:type="dxa"/>
+          </w:tcPr>
+          <w:p>
+            <w:pPr>
+              <w:jc w:val="center"/>
+              <w:rPr>
+                <w:rFonts w:ascii="Times New Roman" w:hAnsi="Times New Roman" w:cs="Times New Roman"/>
+              </w:rPr>
+            </w:pPr>
+            <w:r>
+              <w:rPr>
+                <w:rFonts w:ascii="Times New Roman" w:hAnsi="Times New Roman" w:cs="Times New Roman"/>
+              </w:rPr>
+              <w:t>g</w:t>
+            </w:r>
+          </w:p>
+        </w:tc>
+      </w:tr>
+      <w:tr>
+        <w:tc>
+          <w:tcPr>
+            <w:tcW w:w="2214" w:type="dxa"/>
+          </w:tcPr>
+          <w:p>
+            <w:pPr>
+              <w:rPr>
+                <w:rFonts w:ascii="Times New Roman" w:hAnsi="Times New Roman" w:cs="Times New Roman"/>
+              </w:rPr>
+            </w:pPr>
+            <w:r>
+              <w:rPr>
+                <w:rFonts w:ascii="Times New Roman" w:hAnsi="Times New Roman" w:cs="Times New Roman"/>
+              </w:rPr>
+              <w:t>Gene (G)</w:t>
+            </w:r>
+          </w:p>
+        </w:tc>
+        <w:tc>
+          <w:tcPr>
+            <w:tcW w:w="2214" w:type="dxa"/>
+          </w:tcPr>
+          <w:p>
+            <w:pPr>
+              <w:rPr>
+                <w:rFonts w:ascii="Times New Roman" w:hAnsi="Times New Roman" w:cs="Times New Roman"/>
+              </w:rPr>
+            </w:pPr>
+          </w:p>
+          <w:p>
+            <w:pPr>
+              <w:rPr>
+                <w:rFonts w:ascii="Times New Roman" w:hAnsi="Times New Roman" w:cs="Times New Roman"/>
+              </w:rPr>
+            </w:pPr>
+          </w:p>
+        </w:tc>
+        <w:tc>
+          <w:tcPr>
+            <w:tcW w:w="2214" w:type="dxa"/>
+          </w:tcPr>
+          <w:p>
+            <w:pPr>
+              <w:rPr>
+                <w:rFonts w:ascii="Times New Roman" w:hAnsi="Times New Roman" w:cs="Times New Roman"/>
+              </w:rPr>
+            </w:pPr>
+          </w:p>
+          <w:p>
+            <w:pPr>
+              <w:rPr>
+                <w:rFonts w:ascii="Times New Roman" w:hAnsi="Times New Roman" w:cs="Times New Roman"/>
+              </w:rPr>
+            </w:pPr>
+          </w:p>
+        </w:tc>
+        <w:tc>
+          <w:tcPr>
+            <w:tcW w:w="2214" w:type="dxa"/>
+          </w:tcPr>
+          <w:p>
+            <w:pPr>
+              <w:rPr>
+                <w:rFonts w:ascii="Times New Roman" w:hAnsi="Times New Roman" w:cs="Times New Roman"/>
+              </w:rPr>
+            </w:pPr>
+          </w:p>
+        </w:tc>
+      </w:tr>
+      <w:tr>
+        <w:tc>
+          <w:tcPr>
+            <w:tcW w:w="2214" w:type="dxa"/>
+          </w:tcPr>
+          <w:p>
+            <w:pPr>
+              <w:rPr>
+                <w:rFonts w:ascii="Times New Roman" w:hAnsi="Times New Roman" w:cs="Times New Roman"/>
+              </w:rPr>
+            </w:pPr>
+            <w:r>
+              <w:rPr>
+                <w:rFonts w:ascii="Times New Roman" w:hAnsi="Times New Roman" w:cs="Times New Roman"/>
+              </w:rPr>
+              <w:t>Non-Gene (N)</w:t>
+            </w:r>
+          </w:p>
+        </w:tc>
+        <w:tc>
+          <w:tcPr>
+            <w:tcW w:w="2214" w:type="dxa"/>
+          </w:tcPr>
+          <w:p>
+            <w:pPr>
+              <w:rPr>
+                <w:rFonts w:ascii="Times New Roman" w:hAnsi="Times New Roman" w:cs="Times New Roman"/>
+              </w:rPr>
+            </w:pPr>
+          </w:p>
+          <w:p>
+            <w:pPr>
+              <w:rPr>
+                <w:rFonts w:ascii="Times New Roman" w:hAnsi="Times New Roman" w:cs="Times New Roman"/>
+              </w:rPr>
+            </w:pPr>
+          </w:p>
+        </w:tc>
+        <w:tc>
+          <w:tcPr>
+            <w:tcW w:w="2214" w:type="dxa"/>
+          </w:tcPr>
+          <w:p>
+            <w:pPr>
+              <w:rPr>
+                <w:rFonts w:ascii="Times New Roman" w:hAnsi="Times New Roman" w:cs="Times New Roman"/>
+              </w:rPr>
+            </w:pPr>
+          </w:p>
+        </w:tc>
+        <w:tc>
+          <w:tcPr>
+            <w:tcW w:w="2214" w:type="dxa"/>
+          </w:tcPr>
+          <w:p>
+            <w:pPr>
+              <w:rPr>
+                <w:rFonts w:ascii="Times New Roman" w:hAnsi="Times New Roman" w:cs="Times New Roman"/>
+              </w:rPr>
+            </w:pPr>
+          </w:p>
+        </w:tc>
+      </w:tr>
+    </w:tbl>
+    <w:p>
+      <w:pPr>
+        <w:rPr>
+          <w:rFonts w:ascii="Times New Roman" w:hAnsi="Times New Roman" w:cs="Times New Roman"/>
+        </w:rPr>
+      </w:pPr>
+    </w:p>
+    <w:p>
+      <w:pPr>
+        <w:rPr>
+          <w:rFonts w:ascii="Times New Roman" w:hAnsi="Times New Roman" w:cs="Times New Roman"/>
+        </w:rPr>
+      </w:pPr>
+    </w:p>
+    <w:p>
+      <w:pPr>
+        <w:rPr>
+          <w:rFonts w:ascii="Times New Roman" w:hAnsi="Times New Roman" w:cs="Times New Roman"/>
+        </w:rPr>
+      </w:pPr>
+    </w:p>
+    <w:p>
+      <w:pPr>
+        <w:rPr>
+          <w:rFonts w:ascii="Times New Roman" w:hAnsi="Times New Roman" w:cs="Times New Roman"/>
+        </w:rPr>
+      </w:pPr>
+    </w:p>
+    <w:p>
+      <w:pPr>
+        <w:rPr>
+          <w:rFonts w:ascii="Times New Roman" w:hAnsi="Times New Roman" w:cs="Times New Roman"/>
+        </w:rPr>
+      </w:pPr>
+    </w:p>
+    <w:p>
+      <w:pPr>
+        <w:rPr>
+          <w:rFonts w:ascii="Times New Roman" w:hAnsi="Times New Roman" w:cs="Times New Roman"/>
+        </w:rPr>
+      </w:pPr>
+    </w:p>
+    <w:p>
+      <w:pPr>
+        <w:rPr>
+          <w:rFonts w:ascii="Times New Roman" w:hAnsi="Times New Roman" w:cs="Times New Roman"/>
+        </w:rPr>
+      </w:pPr>
+    </w:p>
+    <w:p>
+      <w:pPr>
+        <w:rPr>
+          <w:rFonts w:ascii="Times New Roman" w:hAnsi="Times New Roman" w:cs="Times New Roman"/>
+        </w:rPr>
+      </w:pPr>
+    </w:p>
+    <w:p>
+      <w:pPr>
+        <w:rPr>
+          <w:rFonts w:ascii="Times New Roman" w:hAnsi="Times New Roman" w:cs="Times New Roman"/>
+        </w:rPr>
+      </w:pPr>
+    </w:p>
+    <w:p>
+      <w:pPr>
+        <w:rPr>
+          <w:rFonts w:ascii="Times New Roman" w:hAnsi="Times New Roman" w:cs="Times New Roman"/>
+        </w:rPr>
+      </w:pPr>
+    </w:p>
+    <w:p>
+      <w:pPr>
+        <w:rPr>
+          <w:rFonts w:ascii="Times New Roman" w:hAnsi="Times New Roman" w:cs="Times New Roman"/>
+        </w:rPr>
+      </w:pPr>
+    </w:p>
+    <w:p>
+      <w:pPr>
+        <w:rPr>
+          <w:rFonts w:ascii="Times New Roman" w:hAnsi="Times New Roman" w:cs="Times New Roman"/>
+        </w:rPr>
+      </w:pPr>
+    </w:p>
+    <w:p>
+      <w:pPr>
+        <w:rPr>
+          <w:rFonts w:ascii="Times New Roman" w:hAnsi="Times New Roman" w:cs="Times New Roman"/>
+        </w:rPr>
+      </w:pPr>
+    </w:p>
+    <w:p>
+      <w:pPr>
+        <w:rPr>
+          <w:rFonts w:ascii="Times New Roman" w:hAnsi="Times New Roman" w:cs="Times New Roman"/>
+        </w:rPr>
+      </w:pPr>
+    </w:p>
+    <w:p>
+      <w:pPr>
+        <w:rPr>
+          <w:rFonts w:ascii="Times New Roman" w:hAnsi="Times New Roman" w:cs="Times New Roman"/>
+        </w:rPr>
+      </w:pPr>
+    </w:p>
+    <w:p>
+      <w:pPr>
+        <w:rPr>
+          <w:rFonts w:ascii="Times New Roman" w:hAnsi="Times New Roman" w:cs="Times New Roman"/>
+        </w:rPr>
+      </w:pPr>
+    </w:p>
+    <w:p>
+      <w:pPr>
+        <w:rPr>
+          <w:rFonts w:ascii="Times New Roman" w:hAnsi="Times New Roman" w:cs="Times New Roman"/>
+        </w:rPr>
+      </w:pPr>
+    </w:p>
+    <w:p>
+      <w:pPr>
+        <w:rPr>
+          <w:rFonts w:ascii="Times New Roman" w:hAnsi="Times New Roman" w:cs="Times New Roman"/>
+        </w:rPr>
+      </w:pPr>
+    </w:p>
+    <w:p>
+      <w:pPr>
+        <w:rPr>
+          <w:rFonts w:ascii="Times New Roman" w:hAnsi="Times New Roman" w:cs="Times New Roman"/>
+        </w:rPr>
+      </w:pPr>
+    </w:p>
+    <w:p>
+      <w:pPr>
+        <w:rPr>
+          <w:rFonts w:ascii="Times New Roman" w:hAnsi="Times New Roman" w:cs="Times New Roman"/>
+        </w:rPr>
+      </w:pPr>
+    </w:p>
+    <w:p>
+      <w:pPr>
+        <w:pStyle w:val="ListParagraph"/>
+        <w:numPr>
+          <w:ilvl w:val="0"/>
+          <w:numId w:val="18"/>
+        </w:numPr>
+        <w:rPr>
+          <w:rFonts w:ascii="Times New Roman" w:hAnsi="Times New Roman" w:cs="Times New Roman"/>
+        </w:rPr>
+      </w:pPr>
+      <w:r>
+        <w:rPr>
+          <w:rFonts w:ascii="Times New Roman" w:hAnsi="Times New Roman" w:cs="Times New Roman"/>
+        </w:rPr>
+        <w:t xml:space="preserve">Suppose we are applying the above HMM to a sequence that is </w:t>
+      </w:r>
+      <w:r>
+        <w:rPr>
+          <w:rFonts w:ascii="Times New Roman" w:hAnsi="Times New Roman" w:cs="Times New Roman"/>
+        </w:rPr>
+        <w:t>50</w:t>
+      </w:r>
+      <w:r>
+        <w:rPr>
+          <w:rFonts w:ascii="Times New Roman" w:hAnsi="Times New Roman" w:cs="Times New Roman"/>
+        </w:rPr>
+        <w:t xml:space="preserve"> nucleotides long</w:t>
+      </w:r>
+      <w:r>
+        <w:rPr>
+          <w:rFonts w:ascii="Times New Roman" w:hAnsi="Times New Roman" w:cs="Times New Roman"/>
+        </w:rPr>
+        <w:t xml:space="preserve">. </w:t>
+      </w:r>
+      <w:r>
+        <w:rPr>
+          <w:rFonts w:ascii="Times New Roman" w:hAnsi="Times New Roman" w:cs="Times New Roman"/>
+        </w:rPr>
+        <w:t xml:space="preserve">The total number of hidden states is </w:t>
+      </w:r>
+      <w:r>
+        <w:rPr>
+          <w:rFonts w:ascii="Times New Roman" w:hAnsi="Times New Roman" w:cs="Times New Roman"/>
+        </w:rPr>
+        <w:t>2</w:t>
+      </w:r>
+      <w:r>
+        <w:rPr>
+          <w:rFonts w:ascii="Times New Roman" w:hAnsi="Times New Roman" w:cs="Times New Roman"/>
+          <w:vertAlign w:val="superscript"/>
+        </w:rPr>
+        <w:t>50</w:t>
+      </w:r>
+      <w:r>
+        <w:rPr>
+          <w:rFonts w:ascii="Times New Roman" w:hAnsi="Times New Roman" w:cs="Times New Roman"/>
+        </w:rPr>
+        <w:t>, so</w:t>
+      </w:r>
+      <w:r>
+        <w:rPr>
+          <w:rFonts w:ascii="Times New Roman" w:hAnsi="Times New Roman" w:cs="Times New Roman"/>
+        </w:rPr>
+        <w:t xml:space="preserve"> over </w:t>
+      </w:r>
+      <w:r>
+        <w:rPr>
+          <w:rFonts w:ascii="Times New Roman" w:hAnsi="Times New Roman" w:cs="Times New Roman"/>
+        </w:rPr>
+        <w:t>1 quadrillion</w:t>
+      </w:r>
+      <w:r>
+        <w:rPr>
+          <w:rFonts w:ascii="Times New Roman" w:hAnsi="Times New Roman" w:cs="Times New Roman"/>
+        </w:rPr>
+        <w:t xml:space="preserve"> probability calculations are required using a brute force approach</w:t>
+      </w:r>
+      <w:r>
+        <w:rPr>
+          <w:rFonts w:ascii="Times New Roman" w:hAnsi="Times New Roman" w:cs="Times New Roman"/>
+        </w:rPr>
+        <w:t>.</w:t>
+      </w:r>
+      <w:r>
+        <w:rPr>
+          <w:rFonts w:ascii="Times New Roman" w:hAnsi="Times New Roman" w:cs="Times New Roman"/>
+        </w:rPr>
+        <w:t xml:space="preserve"> </w:t>
+      </w:r>
+      <w:r>
+        <w:rPr>
+          <w:rFonts w:ascii="Times New Roman" w:hAnsi="Times New Roman" w:cs="Times New Roman"/>
+        </w:rPr>
+        <w:t xml:space="preserve">Using the Viterbi algorithm, how many </w:t>
+      </w:r>
+      <w:r>
+        <w:rPr>
+          <w:rFonts w:ascii="Times New Roman" w:hAnsi="Times New Roman" w:cs="Times New Roman"/>
+        </w:rPr>
+        <w:t xml:space="preserve">probability </w:t>
+      </w:r>
+      <w:r>
+        <w:rPr>
+          <w:rFonts w:ascii="Times New Roman" w:hAnsi="Times New Roman" w:cs="Times New Roman"/>
+        </w:rPr>
+        <w:t>calculations are requir</w:t>
+      </w:r>
+      <w:r>
+        <w:rPr>
+          <w:rFonts w:ascii="Times New Roman" w:hAnsi="Times New Roman" w:cs="Times New Roman"/>
+        </w:rPr>
+        <w:t>ed</w:t>
+      </w:r>
+      <w:r>
+        <w:rPr>
+          <w:rFonts w:ascii="Times New Roman" w:hAnsi="Times New Roman" w:cs="Times New Roman"/>
+        </w:rPr>
+        <w:t>?</w:t>
+      </w:r>
     </w:p>
     <w:p>
       <w:pPr>
@@ -4676,6 +5156,92 @@
 <file path=word/numbering.xml><?xml version="1.0" encoding="utf-8"?>
 <w:numbering xmlns:wpc="http://schemas.microsoft.com/office/word/2010/wordprocessingCanvas" xmlns:cx="http://schemas.microsoft.com/office/drawing/2014/chartex" xmlns:cx1="http://schemas.microsoft.com/office/drawing/2015/9/8/chartex" xmlns:cx2="http://schemas.microsoft.com/office/drawing/2015/10/21/chartex" xmlns:cx3="http://schemas.microsoft.com/office/drawing/2016/5/9/chartex" xmlns:cx4="http://schemas.microsoft.com/office/drawing/2016/5/10/chartex" xmlns:cx5="http://schemas.microsoft.com/office/drawing/2016/5/11/chartex" xmlns:cx6="http://schemas.microsoft.com/office/drawing/2016/5/12/chartex" xmlns:cx7="http://schemas.microsoft.com/office/drawing/2016/5/13/chartex" xmlns:cx8="http://schemas.microsoft.com/office/drawing/2016/5/14/chartex" xmlns:mc="http://schemas.openxmlformats.org/markup-compatibility/2006" xmlns:aink="http://schemas.microsoft.com/office/drawing/2016/ink" xmlns:am3d="http://schemas.microsoft.com/office/drawing/2017/model3d" xmlns:o="urn:schemas-microsoft-com:office:office" xmlns:oel="http://schemas.microsoft.com/office/2019/extlst" xmlns:r="http://schemas.openxmlformats.org/officeDocument/2006/relationships" xmlns:m="http://schemas.openxmlformats.org/officeDocument/2006/math" xmlns:v="urn:schemas-microsoft-com:vml" xmlns:wp14="http://schemas.microsoft.com/office/word/2010/wordprocessingDrawing" xmlns:wp="http://schemas.openxmlformats.org/drawingml/2006/wordprocessingDrawing" xmlns:w10="urn:schemas-microsoft-com:office:word" xmlns:w="http://schemas.openxmlformats.org/wordprocessingml/2006/main" xmlns:w14="http://schemas.microsoft.com/office/word/2010/wordml" xmlns:w15="http://schemas.microsoft.com/office/word/2012/wordml" xmlns:w16cex="http://schemas.microsoft.com/office/word/2018/wordml/cex" xmlns:w16cid="http://schemas.microsoft.com/office/word/2016/wordml/cid" xmlns:w16="http://schemas.microsoft.com/office/word/2018/wordml" xmlns:w16sdtdh="http://schemas.microsoft.com/office/word/2020/wordml/sdtdatahash" xmlns:w16se="http://schemas.microsoft.com/office/word/2015/wordml/symex" xmlns:wpg="http://schemas.microsoft.com/office/word/2010/wordprocessingGroup" xmlns:wpi="http://schemas.microsoft.com/office/word/2010/wordprocessingInk" xmlns:wne="http://schemas.microsoft.com/office/word/2006/wordml" xmlns:wps="http://schemas.microsoft.com/office/word/2010/wordprocessingShape" mc:Ignorable="w14 w15 w16se w16cid w16 w16cex w16sdtdh wp14">
   <w:abstractNum w:abstractNumId="0" w15:restartNumberingAfterBreak="0">
+    <w:nsid w:val="08F557D7"/>
+    <w:multiLevelType w:val="hybridMultilevel"/>
+    <w:tmpl w:val="15641F58"/>
+    <w:lvl w:ilvl="0" w:tplc="04090017">
+      <w:start w:val="1"/>
+      <w:numFmt w:val="lowerLetter"/>
+      <w:lvlText w:val="%1)"/>
+      <w:lvlJc w:val="left"/>
+      <w:pPr>
+        <w:ind w:left="360" w:hanging="360"/>
+      </w:pPr>
+    </w:lvl>
+    <w:lvl w:ilvl="1" w:tplc="04090019" w:tentative="1">
+      <w:start w:val="1"/>
+      <w:numFmt w:val="lowerLetter"/>
+      <w:lvlText w:val="%2."/>
+      <w:lvlJc w:val="left"/>
+      <w:pPr>
+        <w:ind w:left="1080" w:hanging="360"/>
+      </w:pPr>
+    </w:lvl>
+    <w:lvl w:ilvl="2" w:tplc="0409001B" w:tentative="1">
+      <w:start w:val="1"/>
+      <w:numFmt w:val="lowerRoman"/>
+      <w:lvlText w:val="%3."/>
+      <w:lvlJc w:val="right"/>
+      <w:pPr>
+        <w:ind w:left="1800" w:hanging="180"/>
+      </w:pPr>
+    </w:lvl>
+    <w:lvl w:ilvl="3" w:tplc="0409000F" w:tentative="1">
+      <w:start w:val="1"/>
+      <w:numFmt w:val="decimal"/>
+      <w:lvlText w:val="%4."/>
+      <w:lvlJc w:val="left"/>
+      <w:pPr>
+        <w:ind w:left="2520" w:hanging="360"/>
+      </w:pPr>
+    </w:lvl>
+    <w:lvl w:ilvl="4" w:tplc="04090019" w:tentative="1">
+      <w:start w:val="1"/>
+      <w:numFmt w:val="lowerLetter"/>
+      <w:lvlText w:val="%5."/>
+      <w:lvlJc w:val="left"/>
+      <w:pPr>
+        <w:ind w:left="3240" w:hanging="360"/>
+      </w:pPr>
+    </w:lvl>
+    <w:lvl w:ilvl="5" w:tplc="0409001B" w:tentative="1">
+      <w:start w:val="1"/>
+      <w:numFmt w:val="lowerRoman"/>
+      <w:lvlText w:val="%6."/>
+      <w:lvlJc w:val="right"/>
+      <w:pPr>
+        <w:ind w:left="3960" w:hanging="180"/>
+      </w:pPr>
+    </w:lvl>
+    <w:lvl w:ilvl="6" w:tplc="0409000F" w:tentative="1">
+      <w:start w:val="1"/>
+      <w:numFmt w:val="decimal"/>
+      <w:lvlText w:val="%7."/>
+      <w:lvlJc w:val="left"/>
+      <w:pPr>
+        <w:ind w:left="4680" w:hanging="360"/>
+      </w:pPr>
+    </w:lvl>
+    <w:lvl w:ilvl="7" w:tplc="04090019" w:tentative="1">
+      <w:start w:val="1"/>
+      <w:numFmt w:val="lowerLetter"/>
+      <w:lvlText w:val="%8."/>
+      <w:lvlJc w:val="left"/>
+      <w:pPr>
+        <w:ind w:left="5400" w:hanging="360"/>
+      </w:pPr>
+    </w:lvl>
+    <w:lvl w:ilvl="8" w:tplc="0409001B" w:tentative="1">
+      <w:start w:val="1"/>
+      <w:numFmt w:val="lowerRoman"/>
+      <w:lvlText w:val="%9."/>
+      <w:lvlJc w:val="right"/>
+      <w:pPr>
+        <w:ind w:left="6120" w:hanging="180"/>
+      </w:pPr>
+    </w:lvl>
+  </w:abstractNum>
+  <w:abstractNum w:abstractNumId="1" w15:restartNumberingAfterBreak="0">
     <w:nsid w:val="13416B68"/>
     <w:multiLevelType w:val="hybridMultilevel"/>
     <w:tmpl w:val="6D4459AE"/>
@@ -4761,7 +5327,7 @@
       </w:pPr>
     </w:lvl>
   </w:abstractNum>
-  <w:abstractNum w:abstractNumId="1" w15:restartNumberingAfterBreak="0">
+  <w:abstractNum w:abstractNumId="2" w15:restartNumberingAfterBreak="0">
     <w:nsid w:val="16840135"/>
     <w:multiLevelType w:val="hybridMultilevel"/>
     <w:tmpl w:val="2432DAC0"/>
@@ -4847,7 +5413,7 @@
       </w:pPr>
     </w:lvl>
   </w:abstractNum>
-  <w:abstractNum w:abstractNumId="2" w15:restartNumberingAfterBreak="0">
+  <w:abstractNum w:abstractNumId="3" w15:restartNumberingAfterBreak="0">
     <w:nsid w:val="16D51C5F"/>
     <w:multiLevelType w:val="hybridMultilevel"/>
     <w:tmpl w:val="29C020CE"/>
@@ -4933,7 +5499,7 @@
       </w:pPr>
     </w:lvl>
   </w:abstractNum>
-  <w:abstractNum w:abstractNumId="3" w15:restartNumberingAfterBreak="0">
+  <w:abstractNum w:abstractNumId="4" w15:restartNumberingAfterBreak="0">
     <w:nsid w:val="1F966970"/>
     <w:multiLevelType w:val="hybridMultilevel"/>
     <w:tmpl w:val="8CC86D48"/>
@@ -5019,7 +5585,7 @@
       </w:pPr>
     </w:lvl>
   </w:abstractNum>
-  <w:abstractNum w:abstractNumId="4" w15:restartNumberingAfterBreak="0">
+  <w:abstractNum w:abstractNumId="5" w15:restartNumberingAfterBreak="0">
     <w:nsid w:val="22E724B7"/>
     <w:multiLevelType w:val="hybridMultilevel"/>
     <w:tmpl w:val="0B2C1854"/>
@@ -5105,7 +5671,7 @@
       </w:pPr>
     </w:lvl>
   </w:abstractNum>
-  <w:abstractNum w:abstractNumId="5" w15:restartNumberingAfterBreak="0">
+  <w:abstractNum w:abstractNumId="6" w15:restartNumberingAfterBreak="0">
     <w:nsid w:val="279D76F8"/>
     <w:multiLevelType w:val="hybridMultilevel"/>
     <w:tmpl w:val="CC06BD32"/>
@@ -5191,7 +5757,7 @@
       </w:pPr>
     </w:lvl>
   </w:abstractNum>
-  <w:abstractNum w:abstractNumId="6" w15:restartNumberingAfterBreak="0">
+  <w:abstractNum w:abstractNumId="7" w15:restartNumberingAfterBreak="0">
     <w:nsid w:val="287C5DAB"/>
     <w:multiLevelType w:val="hybridMultilevel"/>
     <w:tmpl w:val="F33622F8"/>
@@ -5277,7 +5843,93 @@
       </w:pPr>
     </w:lvl>
   </w:abstractNum>
-  <w:abstractNum w:abstractNumId="7" w15:restartNumberingAfterBreak="0">
+  <w:abstractNum w:abstractNumId="8" w15:restartNumberingAfterBreak="0">
+    <w:nsid w:val="2DB4152B"/>
+    <w:multiLevelType w:val="hybridMultilevel"/>
+    <w:tmpl w:val="29A86110"/>
+    <w:lvl w:ilvl="0" w:tplc="04090017">
+      <w:start w:val="1"/>
+      <w:numFmt w:val="lowerLetter"/>
+      <w:lvlText w:val="%1)"/>
+      <w:lvlJc w:val="left"/>
+      <w:pPr>
+        <w:ind w:left="1080" w:hanging="360"/>
+      </w:pPr>
+    </w:lvl>
+    <w:lvl w:ilvl="1" w:tplc="04090019" w:tentative="1">
+      <w:start w:val="1"/>
+      <w:numFmt w:val="lowerLetter"/>
+      <w:lvlText w:val="%2."/>
+      <w:lvlJc w:val="left"/>
+      <w:pPr>
+        <w:ind w:left="2160" w:hanging="360"/>
+      </w:pPr>
+    </w:lvl>
+    <w:lvl w:ilvl="2" w:tplc="0409001B" w:tentative="1">
+      <w:start w:val="1"/>
+      <w:numFmt w:val="lowerRoman"/>
+      <w:lvlText w:val="%3."/>
+      <w:lvlJc w:val="right"/>
+      <w:pPr>
+        <w:ind w:left="2880" w:hanging="180"/>
+      </w:pPr>
+    </w:lvl>
+    <w:lvl w:ilvl="3" w:tplc="0409000F" w:tentative="1">
+      <w:start w:val="1"/>
+      <w:numFmt w:val="decimal"/>
+      <w:lvlText w:val="%4."/>
+      <w:lvlJc w:val="left"/>
+      <w:pPr>
+        <w:ind w:left="3600" w:hanging="360"/>
+      </w:pPr>
+    </w:lvl>
+    <w:lvl w:ilvl="4" w:tplc="04090019" w:tentative="1">
+      <w:start w:val="1"/>
+      <w:numFmt w:val="lowerLetter"/>
+      <w:lvlText w:val="%5."/>
+      <w:lvlJc w:val="left"/>
+      <w:pPr>
+        <w:ind w:left="4320" w:hanging="360"/>
+      </w:pPr>
+    </w:lvl>
+    <w:lvl w:ilvl="5" w:tplc="0409001B" w:tentative="1">
+      <w:start w:val="1"/>
+      <w:numFmt w:val="lowerRoman"/>
+      <w:lvlText w:val="%6."/>
+      <w:lvlJc w:val="right"/>
+      <w:pPr>
+        <w:ind w:left="5040" w:hanging="180"/>
+      </w:pPr>
+    </w:lvl>
+    <w:lvl w:ilvl="6" w:tplc="0409000F" w:tentative="1">
+      <w:start w:val="1"/>
+      <w:numFmt w:val="decimal"/>
+      <w:lvlText w:val="%7."/>
+      <w:lvlJc w:val="left"/>
+      <w:pPr>
+        <w:ind w:left="5760" w:hanging="360"/>
+      </w:pPr>
+    </w:lvl>
+    <w:lvl w:ilvl="7" w:tplc="04090019" w:tentative="1">
+      <w:start w:val="1"/>
+      <w:numFmt w:val="lowerLetter"/>
+      <w:lvlText w:val="%8."/>
+      <w:lvlJc w:val="left"/>
+      <w:pPr>
+        <w:ind w:left="6480" w:hanging="360"/>
+      </w:pPr>
+    </w:lvl>
+    <w:lvl w:ilvl="8" w:tplc="0409001B" w:tentative="1">
+      <w:start w:val="1"/>
+      <w:numFmt w:val="lowerRoman"/>
+      <w:lvlText w:val="%9."/>
+      <w:lvlJc w:val="right"/>
+      <w:pPr>
+        <w:ind w:left="7200" w:hanging="180"/>
+      </w:pPr>
+    </w:lvl>
+  </w:abstractNum>
+  <w:abstractNum w:abstractNumId="9" w15:restartNumberingAfterBreak="0">
     <w:nsid w:val="2E2A2C12"/>
     <w:multiLevelType w:val="hybridMultilevel"/>
     <w:tmpl w:val="D00E5084"/>
@@ -5363,7 +6015,93 @@
       </w:pPr>
     </w:lvl>
   </w:abstractNum>
-  <w:abstractNum w:abstractNumId="8" w15:restartNumberingAfterBreak="0">
+  <w:abstractNum w:abstractNumId="10" w15:restartNumberingAfterBreak="0">
+    <w:nsid w:val="34845952"/>
+    <w:multiLevelType w:val="hybridMultilevel"/>
+    <w:tmpl w:val="9F108ED4"/>
+    <w:lvl w:ilvl="0" w:tplc="FFFFFFFF">
+      <w:start w:val="1"/>
+      <w:numFmt w:val="decimal"/>
+      <w:lvlText w:val="%1."/>
+      <w:lvlJc w:val="left"/>
+      <w:pPr>
+        <w:ind w:left="360" w:hanging="360"/>
+      </w:pPr>
+    </w:lvl>
+    <w:lvl w:ilvl="1" w:tplc="FFFFFFFF">
+      <w:start w:val="1"/>
+      <w:numFmt w:val="decimal"/>
+      <w:lvlText w:val="%2."/>
+      <w:lvlJc w:val="left"/>
+      <w:pPr>
+        <w:ind w:left="1080" w:hanging="360"/>
+      </w:pPr>
+    </w:lvl>
+    <w:lvl w:ilvl="2" w:tplc="FFFFFFFF" w:tentative="1">
+      <w:start w:val="1"/>
+      <w:numFmt w:val="lowerRoman"/>
+      <w:lvlText w:val="%3."/>
+      <w:lvlJc w:val="right"/>
+      <w:pPr>
+        <w:ind w:left="1800" w:hanging="180"/>
+      </w:pPr>
+    </w:lvl>
+    <w:lvl w:ilvl="3" w:tplc="FFFFFFFF" w:tentative="1">
+      <w:start w:val="1"/>
+      <w:numFmt w:val="decimal"/>
+      <w:lvlText w:val="%4."/>
+      <w:lvlJc w:val="left"/>
+      <w:pPr>
+        <w:ind w:left="2520" w:hanging="360"/>
+      </w:pPr>
+    </w:lvl>
+    <w:lvl w:ilvl="4" w:tplc="FFFFFFFF" w:tentative="1">
+      <w:start w:val="1"/>
+      <w:numFmt w:val="lowerLetter"/>
+      <w:lvlText w:val="%5."/>
+      <w:lvlJc w:val="left"/>
+      <w:pPr>
+        <w:ind w:left="3240" w:hanging="360"/>
+      </w:pPr>
+    </w:lvl>
+    <w:lvl w:ilvl="5" w:tplc="FFFFFFFF" w:tentative="1">
+      <w:start w:val="1"/>
+      <w:numFmt w:val="lowerRoman"/>
+      <w:lvlText w:val="%6."/>
+      <w:lvlJc w:val="right"/>
+      <w:pPr>
+        <w:ind w:left="3960" w:hanging="180"/>
+      </w:pPr>
+    </w:lvl>
+    <w:lvl w:ilvl="6" w:tplc="FFFFFFFF" w:tentative="1">
+      <w:start w:val="1"/>
+      <w:numFmt w:val="decimal"/>
+      <w:lvlText w:val="%7."/>
+      <w:lvlJc w:val="left"/>
+      <w:pPr>
+        <w:ind w:left="4680" w:hanging="360"/>
+      </w:pPr>
+    </w:lvl>
+    <w:lvl w:ilvl="7" w:tplc="FFFFFFFF" w:tentative="1">
+      <w:start w:val="1"/>
+      <w:numFmt w:val="lowerLetter"/>
+      <w:lvlText w:val="%8."/>
+      <w:lvlJc w:val="left"/>
+      <w:pPr>
+        <w:ind w:left="5400" w:hanging="360"/>
+      </w:pPr>
+    </w:lvl>
+    <w:lvl w:ilvl="8" w:tplc="FFFFFFFF" w:tentative="1">
+      <w:start w:val="1"/>
+      <w:numFmt w:val="lowerRoman"/>
+      <w:lvlText w:val="%9."/>
+      <w:lvlJc w:val="right"/>
+      <w:pPr>
+        <w:ind w:left="6120" w:hanging="180"/>
+      </w:pPr>
+    </w:lvl>
+  </w:abstractNum>
+  <w:abstractNum w:abstractNumId="11" w15:restartNumberingAfterBreak="0">
     <w:nsid w:val="3F58504D"/>
     <w:multiLevelType w:val="hybridMultilevel"/>
     <w:tmpl w:val="D378615A"/>
@@ -5449,7 +6187,7 @@
       </w:pPr>
     </w:lvl>
   </w:abstractNum>
-  <w:abstractNum w:abstractNumId="9" w15:restartNumberingAfterBreak="0">
+  <w:abstractNum w:abstractNumId="12" w15:restartNumberingAfterBreak="0">
     <w:nsid w:val="5A11137F"/>
     <w:multiLevelType w:val="hybridMultilevel"/>
     <w:tmpl w:val="4A565974"/>
@@ -5535,7 +6273,94 @@
       </w:pPr>
     </w:lvl>
   </w:abstractNum>
-  <w:abstractNum w:abstractNumId="10" w15:restartNumberingAfterBreak="0">
+  <w:abstractNum w:abstractNumId="13" w15:restartNumberingAfterBreak="0">
+    <w:nsid w:val="5A5360AC"/>
+    <w:multiLevelType w:val="multilevel"/>
+    <w:tmpl w:val="6C1E200A"/>
+    <w:styleLink w:val="CurrentList1"/>
+    <w:lvl w:ilvl="0">
+      <w:start w:val="1"/>
+      <w:numFmt w:val="decimal"/>
+      <w:lvlText w:val="%1."/>
+      <w:lvlJc w:val="left"/>
+      <w:pPr>
+        <w:ind w:left="1080" w:hanging="360"/>
+      </w:pPr>
+    </w:lvl>
+    <w:lvl w:ilvl="1">
+      <w:start w:val="1"/>
+      <w:numFmt w:val="lowerLetter"/>
+      <w:lvlText w:val="%2."/>
+      <w:lvlJc w:val="left"/>
+      <w:pPr>
+        <w:ind w:left="2160" w:hanging="360"/>
+      </w:pPr>
+    </w:lvl>
+    <w:lvl w:ilvl="2">
+      <w:start w:val="1"/>
+      <w:numFmt w:val="lowerRoman"/>
+      <w:lvlText w:val="%3."/>
+      <w:lvlJc w:val="right"/>
+      <w:pPr>
+        <w:ind w:left="2880" w:hanging="180"/>
+      </w:pPr>
+    </w:lvl>
+    <w:lvl w:ilvl="3">
+      <w:start w:val="1"/>
+      <w:numFmt w:val="decimal"/>
+      <w:lvlText w:val="%4."/>
+      <w:lvlJc w:val="left"/>
+      <w:pPr>
+        <w:ind w:left="3600" w:hanging="360"/>
+      </w:pPr>
+    </w:lvl>
+    <w:lvl w:ilvl="4">
+      <w:start w:val="1"/>
+      <w:numFmt w:val="lowerLetter"/>
+      <w:lvlText w:val="%5."/>
+      <w:lvlJc w:val="left"/>
+      <w:pPr>
+        <w:ind w:left="4320" w:hanging="360"/>
+      </w:pPr>
+    </w:lvl>
+    <w:lvl w:ilvl="5">
+      <w:start w:val="1"/>
+      <w:numFmt w:val="lowerRoman"/>
+      <w:lvlText w:val="%6."/>
+      <w:lvlJc w:val="right"/>
+      <w:pPr>
+        <w:ind w:left="5040" w:hanging="180"/>
+      </w:pPr>
+    </w:lvl>
+    <w:lvl w:ilvl="6">
+      <w:start w:val="1"/>
+      <w:numFmt w:val="decimal"/>
+      <w:lvlText w:val="%7."/>
+      <w:lvlJc w:val="left"/>
+      <w:pPr>
+        <w:ind w:left="5760" w:hanging="360"/>
+      </w:pPr>
+    </w:lvl>
+    <w:lvl w:ilvl="7">
+      <w:start w:val="1"/>
+      <w:numFmt w:val="lowerLetter"/>
+      <w:lvlText w:val="%8."/>
+      <w:lvlJc w:val="left"/>
+      <w:pPr>
+        <w:ind w:left="6480" w:hanging="360"/>
+      </w:pPr>
+    </w:lvl>
+    <w:lvl w:ilvl="8">
+      <w:start w:val="1"/>
+      <w:numFmt w:val="lowerRoman"/>
+      <w:lvlText w:val="%9."/>
+      <w:lvlJc w:val="right"/>
+      <w:pPr>
+        <w:ind w:left="7200" w:hanging="180"/>
+      </w:pPr>
+    </w:lvl>
+  </w:abstractNum>
+  <w:abstractNum w:abstractNumId="14" w15:restartNumberingAfterBreak="0">
     <w:nsid w:val="5FDB2BE6"/>
     <w:multiLevelType w:val="hybridMultilevel"/>
     <w:tmpl w:val="99DC1C64"/>
@@ -5621,7 +6446,7 @@
       </w:pPr>
     </w:lvl>
   </w:abstractNum>
-  <w:abstractNum w:abstractNumId="11" w15:restartNumberingAfterBreak="0">
+  <w:abstractNum w:abstractNumId="15" w15:restartNumberingAfterBreak="0">
     <w:nsid w:val="62CF6836"/>
     <w:multiLevelType w:val="hybridMultilevel"/>
     <w:tmpl w:val="B72C8576"/>
@@ -5707,7 +6532,7 @@
       </w:pPr>
     </w:lvl>
   </w:abstractNum>
-  <w:abstractNum w:abstractNumId="12" w15:restartNumberingAfterBreak="0">
+  <w:abstractNum w:abstractNumId="16" w15:restartNumberingAfterBreak="0">
     <w:nsid w:val="694F4CD4"/>
     <w:multiLevelType w:val="multilevel"/>
     <w:tmpl w:val="29C020CE"/>
@@ -5793,7 +6618,7 @@
       </w:pPr>
     </w:lvl>
   </w:abstractNum>
-  <w:abstractNum w:abstractNumId="13" w15:restartNumberingAfterBreak="0">
+  <w:abstractNum w:abstractNumId="17" w15:restartNumberingAfterBreak="0">
     <w:nsid w:val="6D5228A0"/>
     <w:multiLevelType w:val="hybridMultilevel"/>
     <w:tmpl w:val="56E4D05C"/>
@@ -5879,7 +6704,7 @@
       </w:pPr>
     </w:lvl>
   </w:abstractNum>
-  <w:abstractNum w:abstractNumId="14" w15:restartNumberingAfterBreak="0">
+  <w:abstractNum w:abstractNumId="18" w15:restartNumberingAfterBreak="0">
     <w:nsid w:val="6F600E42"/>
     <w:multiLevelType w:val="hybridMultilevel"/>
     <w:tmpl w:val="699E350E"/>
@@ -5992,10 +6817,10 @@
       </w:rPr>
     </w:lvl>
   </w:abstractNum>
-  <w:abstractNum w:abstractNumId="15" w15:restartNumberingAfterBreak="0">
+  <w:abstractNum w:abstractNumId="19" w15:restartNumberingAfterBreak="0">
     <w:nsid w:val="7A0E459A"/>
     <w:multiLevelType w:val="hybridMultilevel"/>
-    <w:tmpl w:val="C442A7E6"/>
+    <w:tmpl w:val="7E0E4876"/>
     <w:lvl w:ilvl="0" w:tplc="0409000F">
       <w:start w:val="1"/>
       <w:numFmt w:val="decimal"/>
@@ -6078,7 +6903,7 @@
       </w:pPr>
     </w:lvl>
   </w:abstractNum>
-  <w:abstractNum w:abstractNumId="16" w15:restartNumberingAfterBreak="0">
+  <w:abstractNum w:abstractNumId="20" w15:restartNumberingAfterBreak="0">
     <w:nsid w:val="7E6A077E"/>
     <w:multiLevelType w:val="multilevel"/>
     <w:tmpl w:val="159A249E"/>
@@ -6165,55 +6990,67 @@
     </w:lvl>
   </w:abstractNum>
   <w:num w:numId="1" w16cid:durableId="291833966">
+    <w:abstractNumId w:val="17"/>
+  </w:num>
+  <w:num w:numId="2" w16cid:durableId="1766146618">
+    <w:abstractNumId w:val="9"/>
+  </w:num>
+  <w:num w:numId="3" w16cid:durableId="1410688236">
+    <w:abstractNumId w:val="2"/>
+  </w:num>
+  <w:num w:numId="4" w16cid:durableId="1607302595">
+    <w:abstractNumId w:val="20"/>
+  </w:num>
+  <w:num w:numId="5" w16cid:durableId="1815827331">
+    <w:abstractNumId w:val="3"/>
+  </w:num>
+  <w:num w:numId="6" w16cid:durableId="1515551">
+    <w:abstractNumId w:val="16"/>
+  </w:num>
+  <w:num w:numId="7" w16cid:durableId="593514954">
+    <w:abstractNumId w:val="1"/>
+  </w:num>
+  <w:num w:numId="8" w16cid:durableId="1841197371">
+    <w:abstractNumId w:val="6"/>
+  </w:num>
+  <w:num w:numId="9" w16cid:durableId="2073042915">
+    <w:abstractNumId w:val="4"/>
+  </w:num>
+  <w:num w:numId="10" w16cid:durableId="647173532">
+    <w:abstractNumId w:val="15"/>
+  </w:num>
+  <w:num w:numId="11" w16cid:durableId="529951626">
+    <w:abstractNumId w:val="11"/>
+  </w:num>
+  <w:num w:numId="12" w16cid:durableId="2036036470">
+    <w:abstractNumId w:val="12"/>
+  </w:num>
+  <w:num w:numId="13" w16cid:durableId="1540781705">
+    <w:abstractNumId w:val="14"/>
+  </w:num>
+  <w:num w:numId="14" w16cid:durableId="1588147659">
+    <w:abstractNumId w:val="19"/>
+  </w:num>
+  <w:num w:numId="15" w16cid:durableId="377974403">
+    <w:abstractNumId w:val="18"/>
+  </w:num>
+  <w:num w:numId="16" w16cid:durableId="913470234">
+    <w:abstractNumId w:val="5"/>
+  </w:num>
+  <w:num w:numId="17" w16cid:durableId="1697658000">
+    <w:abstractNumId w:val="7"/>
+  </w:num>
+  <w:num w:numId="18" w16cid:durableId="1827235834">
+    <w:abstractNumId w:val="10"/>
+  </w:num>
+  <w:num w:numId="19" w16cid:durableId="398093153">
+    <w:abstractNumId w:val="8"/>
+  </w:num>
+  <w:num w:numId="20" w16cid:durableId="1935552547">
     <w:abstractNumId w:val="13"/>
   </w:num>
-  <w:num w:numId="2" w16cid:durableId="1766146618">
-    <w:abstractNumId w:val="7"/>
-  </w:num>
-  <w:num w:numId="3" w16cid:durableId="1410688236">
-    <w:abstractNumId w:val="1"/>
-  </w:num>
-  <w:num w:numId="4" w16cid:durableId="1607302595">
-    <w:abstractNumId w:val="16"/>
-  </w:num>
-  <w:num w:numId="5" w16cid:durableId="1815827331">
-    <w:abstractNumId w:val="2"/>
-  </w:num>
-  <w:num w:numId="6" w16cid:durableId="1515551">
-    <w:abstractNumId w:val="12"/>
-  </w:num>
-  <w:num w:numId="7" w16cid:durableId="593514954">
+  <w:num w:numId="21" w16cid:durableId="929852086">
     <w:abstractNumId w:val="0"/>
-  </w:num>
-  <w:num w:numId="8" w16cid:durableId="1841197371">
-    <w:abstractNumId w:val="5"/>
-  </w:num>
-  <w:num w:numId="9" w16cid:durableId="2073042915">
-    <w:abstractNumId w:val="3"/>
-  </w:num>
-  <w:num w:numId="10" w16cid:durableId="647173532">
-    <w:abstractNumId w:val="11"/>
-  </w:num>
-  <w:num w:numId="11" w16cid:durableId="529951626">
-    <w:abstractNumId w:val="8"/>
-  </w:num>
-  <w:num w:numId="12" w16cid:durableId="2036036470">
-    <w:abstractNumId w:val="9"/>
-  </w:num>
-  <w:num w:numId="13" w16cid:durableId="1540781705">
-    <w:abstractNumId w:val="10"/>
-  </w:num>
-  <w:num w:numId="14" w16cid:durableId="1588147659">
-    <w:abstractNumId w:val="15"/>
-  </w:num>
-  <w:num w:numId="15" w16cid:durableId="377974403">
-    <w:abstractNumId w:val="14"/>
-  </w:num>
-  <w:num w:numId="16" w16cid:durableId="913470234">
-    <w:abstractNumId w:val="4"/>
-  </w:num>
-  <w:num w:numId="17" w16cid:durableId="1697658000">
-    <w:abstractNumId w:val="6"/>
   </w:num>
 </w:numbering>
 </file>
@@ -6629,7 +7466,6 @@
   <w:style w:type="character" w:default="1" w:styleId="DefaultParagraphFont">
     <w:name w:val="Default Paragraph Font"/>
     <w:uiPriority w:val="1"/>
-    <w:semiHidden/>
     <w:unhideWhenUsed/>
   </w:style>
   <w:style w:type="table" w:default="1" w:styleId="TableNormal">
@@ -6785,6 +7621,23 @@
     <w:rPr>
       <w:color w:val="808080"/>
     </w:rPr>
+  </w:style>
+  <w:style w:type="paragraph" w:styleId="Revision">
+    <w:name w:val="Revision"/>
+    <w:hidden/>
+    <w:uiPriority w:val="99"/>
+    <w:semiHidden/>
+    <w:rsid w:val="005074C6"/>
+  </w:style>
+  <w:style w:type="numbering" w:customStyle="1" w:styleId="CurrentList1">
+    <w:name w:val="Current List1"/>
+    <w:uiPriority w:val="99"/>
+    <w:rsid w:val="00757EE6"/>
+    <w:pPr>
+      <w:numPr>
+        <w:numId w:val="20"/>
+      </w:numPr>
+    </w:pPr>
   </w:style>
 </w:styles>
 </file>
